--- a/Publisher_Ready_Curriculum/01_Physics_East_Meadow_Refactor/01_Kinematics/05_Motion_Graphs/Teacher_Guide.docx
+++ b/Publisher_Ready_Curriculum/01_Physics_East_Meadow_Refactor/01_Kinematics/05_Motion_Graphs/Teacher_Guide.docx
@@ -2,7 +2,7 @@
 <file path=word/document.xml><?xml version="1.0" encoding="utf-8"?>
 <w:document xmlns:w="http://schemas.openxmlformats.org/wordprocessingml/2006/main" xmlns:m="http://schemas.openxmlformats.org/officeDocument/2006/math" xmlns:r="http://schemas.openxmlformats.org/officeDocument/2006/relationships" xmlns:o="urn:schemas-microsoft-com:office:office" xmlns:v="urn:schemas-microsoft-com:vml" xmlns:w10="urn:schemas-microsoft-com:office:word" xmlns:a="http://schemas.openxmlformats.org/drawingml/2006/main" xmlns:pic="http://schemas.openxmlformats.org/drawingml/2006/picture" xmlns:wp="http://schemas.openxmlformats.org/drawingml/2006/wordprocessingDrawing">
   <w:body>
-    <w:bookmarkStart w:id="31" w:name="motion-graphs-teacher-guide"/>
+    <w:bookmarkStart w:id="44" w:name="motion-graphs-teacher-guide"/>
     <w:p>
       <w:pPr>
         <w:pStyle w:val="Heading1"/>
@@ -42,6 +42,13 @@
       </w:r>
       <w:r>
         <w:t xml:space="preserve">Strategy chips: ACTIVE LEARNING</w:t>
+      </w:r>
+    </w:p>
+    <w:p>
+      <w:r>
+        <w:pict>
+          <v:rect style="width:0;height:1.5pt" o:hralign="center" o:hrstd="t" o:hr="t"/>
+        </w:pict>
       </w:r>
     </w:p>
     <w:bookmarkEnd w:id="9"/>
@@ -284,33 +291,294 @@
         <w:t xml:space="preserve">(No assessment curated for this row — teacher discretion. Exit ticket below serves as the formative check.)</w:t>
       </w:r>
     </w:p>
+    <w:p>
+      <w:r>
+        <w:pict>
+          <v:rect style="width:0;height:1.5pt" o:hralign="center" o:hrstd="t" o:hr="t"/>
+        </w:pict>
+      </w:r>
+    </w:p>
     <w:bookmarkEnd w:id="16"/>
     <w:bookmarkEnd w:id="17"/>
-    <w:bookmarkStart w:id="18" w:name="ccc-focus"/>
+    <w:bookmarkStart w:id="18" w:name="lesson-overview"/>
     <w:p>
       <w:pPr>
         <w:pStyle w:val="Heading2"/>
       </w:pPr>
       <w:r>
-        <w:t xml:space="preserve">CCC Focus</w:t>
+        <w:t xml:space="preserve">Lesson Overview</w:t>
       </w:r>
     </w:p>
+    <w:tbl>
+      <w:tblPr>
+        <w:tblStyle w:val="Table"/>
+        <w:tblW w:type="pct" w:w="5000"/>
+        <w:tblLayout w:type="fixed"/>
+        <w:tblLook w:firstRow="0" w:lastRow="0" w:firstColumn="0" w:lastColumn="0" w:noHBand="0" w:noVBand="0" w:val="0000"/>
+      </w:tblPr>
+      <w:tblGrid>
+        <w:gridCol w:w="3960"/>
+        <w:gridCol w:w="3960"/>
+      </w:tblGrid>
+      <w:tr>
+        <w:tc>
+          <w:tcPr/>
+          <w:p>
+            <w:pPr>
+              <w:pStyle w:val="Compact"/>
+            </w:pPr>
+            <w:r>
+              <w:rPr>
+                <w:b/>
+                <w:bCs/>
+              </w:rPr>
+              <w:t xml:space="preserve">Duration</w:t>
+            </w:r>
+          </w:p>
+        </w:tc>
+        <w:tc>
+          <w:tcPr/>
+          <w:p>
+            <w:pPr>
+              <w:pStyle w:val="Compact"/>
+            </w:pPr>
+            <w:r>
+              <w:t xml:space="preserve">42 minutes (1 period)</w:t>
+            </w:r>
+          </w:p>
+        </w:tc>
+      </w:tr>
+      <w:tr>
+        <w:tc>
+          <w:tcPr/>
+          <w:p>
+            <w:pPr>
+              <w:pStyle w:val="Compact"/>
+            </w:pPr>
+            <w:r>
+              <w:rPr>
+                <w:b/>
+                <w:bCs/>
+              </w:rPr>
+              <w:t xml:space="preserve">NYSSLS link</w:t>
+            </w:r>
+          </w:p>
+        </w:tc>
+        <w:tc>
+          <w:tcPr/>
+          <w:p>
+            <w:pPr>
+              <w:pStyle w:val="Compact"/>
+            </w:pPr>
+            <w:r>
+              <w:t xml:space="preserve">HS-PS2-1</w:t>
+            </w:r>
+          </w:p>
+        </w:tc>
+      </w:tr>
+      <w:tr>
+        <w:tc>
+          <w:tcPr/>
+          <w:p>
+            <w:pPr>
+              <w:pStyle w:val="Compact"/>
+            </w:pPr>
+            <w:r>
+              <w:rPr>
+                <w:b/>
+                <w:bCs/>
+              </w:rPr>
+              <w:t xml:space="preserve">CCC focus</w:t>
+            </w:r>
+          </w:p>
+        </w:tc>
+        <w:tc>
+          <w:tcPr/>
+          <w:p>
+            <w:pPr>
+              <w:pStyle w:val="Compact"/>
+            </w:pPr>
+            <w:r>
+              <w:t xml:space="preserve">Patterns — slope of position-time graph = velocity; slope of velocity-time graph = acceleration. Same motion produces</w:t>
+            </w:r>
+            <w:r>
+              <w:t xml:space="preserve"> </w:t>
+            </w:r>
+            <w:r>
+              <w:rPr>
+                <w:i/>
+                <w:iCs/>
+              </w:rPr>
+              <w:t xml:space="preserve">different but related</w:t>
+            </w:r>
+            <w:r>
+              <w:t xml:space="preserve"> </w:t>
+            </w:r>
+            <w:r>
+              <w:t xml:space="preserve">graph patterns at each level.</w:t>
+            </w:r>
+          </w:p>
+        </w:tc>
+      </w:tr>
+      <w:tr>
+        <w:tc>
+          <w:tcPr/>
+          <w:p>
+            <w:pPr>
+              <w:pStyle w:val="Compact"/>
+            </w:pPr>
+            <w:r>
+              <w:rPr>
+                <w:b/>
+                <w:bCs/>
+              </w:rPr>
+              <w:t xml:space="preserve">Strategy chips</w:t>
+            </w:r>
+          </w:p>
+        </w:tc>
+        <w:tc>
+          <w:tcPr/>
+          <w:p>
+            <w:pPr>
+              <w:pStyle w:val="Compact"/>
+            </w:pPr>
+            <w:r>
+              <w:t xml:space="preserve">ACTIVE LEARNING (gallery walk)</w:t>
+            </w:r>
+          </w:p>
+        </w:tc>
+      </w:tr>
+      <w:tr>
+        <w:tc>
+          <w:tcPr/>
+          <w:p>
+            <w:pPr>
+              <w:pStyle w:val="Compact"/>
+            </w:pPr>
+            <w:r>
+              <w:rPr>
+                <w:b/>
+                <w:bCs/>
+              </w:rPr>
+              <w:t xml:space="preserve">Materials</w:t>
+            </w:r>
+          </w:p>
+        </w:tc>
+        <w:tc>
+          <w:tcPr/>
+          <w:p>
+            <w:pPr>
+              <w:pStyle w:val="Compact"/>
+            </w:pPr>
+            <w:r>
+              <w:t xml:space="preserve">Chart paper or large grid sheets (1 per student); markers (mixed colors); sticky notes (1 pad per pair); access to the interactive on devices.</w:t>
+            </w:r>
+          </w:p>
+        </w:tc>
+      </w:tr>
+      <w:tr>
+        <w:tc>
+          <w:tcPr/>
+          <w:p>
+            <w:pPr>
+              <w:pStyle w:val="Compact"/>
+            </w:pPr>
+            <w:r>
+              <w:rPr>
+                <w:b/>
+                <w:bCs/>
+              </w:rPr>
+              <w:t xml:space="preserve">Safety</w:t>
+            </w:r>
+          </w:p>
+        </w:tc>
+        <w:tc>
+          <w:tcPr/>
+          <w:p>
+            <w:pPr>
+              <w:pStyle w:val="Compact"/>
+            </w:pPr>
+            <w:r>
+              <w:t xml:space="preserve">None.</w:t>
+            </w:r>
+          </w:p>
+        </w:tc>
+      </w:tr>
+      <w:tr>
+        <w:tc>
+          <w:tcPr/>
+          <w:p>
+            <w:pPr>
+              <w:pStyle w:val="Compact"/>
+            </w:pPr>
+            <w:r>
+              <w:rPr>
+                <w:b/>
+                <w:bCs/>
+              </w:rPr>
+              <w:t xml:space="preserve">Prior knowledge</w:t>
+            </w:r>
+          </w:p>
+        </w:tc>
+        <w:tc>
+          <w:tcPr/>
+          <w:p>
+            <w:pPr>
+              <w:pStyle w:val="Compact"/>
+            </w:pPr>
+            <w:r>
+              <w:t xml:space="preserve">Lessons 01–04 (vectors, distance/displacement, velocity, acceleration).</w:t>
+            </w:r>
+          </w:p>
+        </w:tc>
+      </w:tr>
+    </w:tbl>
     <w:p>
       <w:pPr>
-        <w:pStyle w:val="FirstParagraph"/>
+        <w:pStyle w:val="BodyText"/>
       </w:pPr>
       <w:r>
         <w:rPr>
           <w:b/>
           <w:bCs/>
         </w:rPr>
-        <w:t xml:space="preserve">Patterns</w:t>
-      </w:r>
-      <w:r>
-        <w:t xml:space="preserve"> </w:t>
-      </w:r>
-      <w:r>
-        <w:t xml:space="preserve">— the slope of a position-time graph is velocity; the slope of a velocity-time graph is acceleration. The same motion produces</w:t>
+        <w:t xml:space="preserve">Lesson objectives — students can:</w:t>
+      </w:r>
+    </w:p>
+    <w:p>
+      <w:pPr>
+        <w:pStyle w:val="Compact"/>
+        <w:numPr>
+          <w:ilvl w:val="0"/>
+          <w:numId w:val="1002"/>
+        </w:numPr>
+      </w:pPr>
+      <w:r>
+        <w:t xml:space="preserve">Read a position-time (x-t) graph and describe the motion in words.</w:t>
+      </w:r>
+    </w:p>
+    <w:p>
+      <w:pPr>
+        <w:pStyle w:val="Compact"/>
+        <w:numPr>
+          <w:ilvl w:val="0"/>
+          <w:numId w:val="1002"/>
+        </w:numPr>
+      </w:pPr>
+      <w:r>
+        <w:t xml:space="preserve">Read a velocity-time (v-t) graph and describe the motion in words.</w:t>
+      </w:r>
+    </w:p>
+    <w:p>
+      <w:pPr>
+        <w:pStyle w:val="Compact"/>
+        <w:numPr>
+          <w:ilvl w:val="0"/>
+          <w:numId w:val="1002"/>
+        </w:numPr>
+      </w:pPr>
+      <w:r>
+        <w:t xml:space="preserve">Connect the</w:t>
       </w:r>
       <w:r>
         <w:t xml:space="preserve"> </w:t>
@@ -320,17 +588,1463 @@
           <w:i/>
           <w:iCs/>
         </w:rPr>
-        <w:t xml:space="preserve">different but related</w:t>
+        <w:t xml:space="preserve">slope</w:t>
       </w:r>
       <w:r>
         <w:t xml:space="preserve"> </w:t>
       </w:r>
       <w:r>
-        <w:t xml:space="preserve">graph patterns at each level.</w:t>
+        <w:t xml:space="preserve">of an x-t graph to velocity, and the</w:t>
+      </w:r>
+      <w:r>
+        <w:t xml:space="preserve"> </w:t>
+      </w:r>
+      <w:r>
+        <w:rPr>
+          <w:i/>
+          <w:iCs/>
+        </w:rPr>
+        <w:t xml:space="preserve">slope</w:t>
+      </w:r>
+      <w:r>
+        <w:t xml:space="preserve"> </w:t>
+      </w:r>
+      <w:r>
+        <w:t xml:space="preserve">of a v-t graph to acceleration.</w:t>
+      </w:r>
+    </w:p>
+    <w:p>
+      <w:r>
+        <w:pict>
+          <v:rect style="width:0;height:1.5pt" o:hralign="center" o:hrstd="t" o:hr="t"/>
+        </w:pict>
       </w:r>
     </w:p>
     <w:bookmarkEnd w:id="18"/>
-    <w:bookmarkStart w:id="19" w:name="nyssls-observation-checklist-crosswalk"/>
+    <w:bookmarkStart w:id="23" w:name="phase-1-engage-0-12-min"/>
+    <w:p>
+      <w:pPr>
+        <w:pStyle w:val="Heading2"/>
+      </w:pPr>
+      <w:r>
+        <w:t xml:space="preserve">Phase 1 · Engage</w:t>
+      </w:r>
+      <w:r>
+        <w:t xml:space="preserve"> </w:t>
+      </w:r>
+      <w:r>
+        <w:rPr>
+          <w:i/>
+          <w:iCs/>
+        </w:rPr>
+        <w:t xml:space="preserve">(0 – 12 min)</w:t>
+      </w:r>
+    </w:p>
+    <w:bookmarkStart w:id="19" w:name="min-opening-connection-sel"/>
+    <w:p>
+      <w:pPr>
+        <w:pStyle w:val="Heading3"/>
+      </w:pPr>
+      <w:r>
+        <w:t xml:space="preserve">0–3 min · Opening Connection (SEL)</w:t>
+      </w:r>
+    </w:p>
+    <w:p>
+      <w:pPr>
+        <w:pStyle w:val="FirstParagraph"/>
+      </w:pPr>
+      <w:r>
+        <w:t xml:space="preserve">Quick check-in. 60–90 seconds.</w:t>
+      </w:r>
+    </w:p>
+    <w:bookmarkEnd w:id="19"/>
+    <w:bookmarkStart w:id="20" w:name="X9581bf82a03b501600138399a963a9d713f079a"/>
+    <w:p>
+      <w:pPr>
+        <w:pStyle w:val="Heading3"/>
+      </w:pPr>
+      <w:r>
+        <w:t xml:space="preserve">3–8 min · Phenomenon hook — the student-walk choreography</w:t>
+      </w:r>
+    </w:p>
+    <w:p>
+      <w:pPr>
+        <w:pStyle w:val="FirstParagraph"/>
+      </w:pPr>
+      <w:r>
+        <w:rPr>
+          <w:b/>
+          <w:bCs/>
+        </w:rPr>
+        <w:t xml:space="preserve">Teacher actions.</w:t>
+      </w:r>
+      <w:r>
+        <w:t xml:space="preserve"> </w:t>
+      </w:r>
+      <w:r>
+        <w:t xml:space="preserve">Pick a willing student to walk a choreography: 3 seconds forward, 2 seconds stopped, 4 seconds backward. A second student narrates her position out loud each second (</w:t>
+      </w:r>
+      <w:r>
+        <w:t xml:space="preserve">“she’s at +1 m, +2 m, +3 m, +3 m, +3 m, +2 m, +1 m, 0 m, −1 m”</w:t>
+      </w:r>
+      <w:r>
+        <w:t xml:space="preserve">). Time it with a stopwatch.</w:t>
+      </w:r>
+    </w:p>
+    <w:p>
+      <w:pPr>
+        <w:pStyle w:val="BodyText"/>
+      </w:pPr>
+      <w:r>
+        <w:rPr>
+          <w:b/>
+          <w:bCs/>
+        </w:rPr>
+        <w:t xml:space="preserve">Sample teacher language:</w:t>
+      </w:r>
+    </w:p>
+    <w:p>
+      <w:pPr>
+        <w:pStyle w:val="BlockText"/>
+      </w:pPr>
+      <w:r>
+        <w:t xml:space="preserve">“Maya is going to walk a specific routine. Tara is going to call out her position every second. Your job: capture this motion in a graph. We’re going to do it three different ways and see which one tells the truest story.”</w:t>
+      </w:r>
+    </w:p>
+    <w:p>
+      <w:pPr>
+        <w:pStyle w:val="FirstParagraph"/>
+      </w:pPr>
+      <w:r>
+        <w:rPr>
+          <w:b/>
+          <w:bCs/>
+        </w:rPr>
+        <w:t xml:space="preserve">Anticipated student responses:</w:t>
+      </w:r>
+    </w:p>
+    <w:p>
+      <w:pPr>
+        <w:pStyle w:val="Compact"/>
+        <w:numPr>
+          <w:ilvl w:val="0"/>
+          <w:numId w:val="1003"/>
+        </w:numPr>
+      </w:pPr>
+      <w:r>
+        <w:t xml:space="preserve">“I should plot position vs. time”</w:t>
+      </w:r>
+      <w:r>
+        <w:t xml:space="preserve"> </w:t>
+      </w:r>
+      <w:r>
+        <w:t xml:space="preserve">— affirm.</w:t>
+      </w:r>
+    </w:p>
+    <w:p>
+      <w:pPr>
+        <w:pStyle w:val="Compact"/>
+        <w:numPr>
+          <w:ilvl w:val="0"/>
+          <w:numId w:val="1003"/>
+        </w:numPr>
+      </w:pPr>
+      <w:r>
+        <w:t xml:space="preserve">“I should plot velocity vs. time”</w:t>
+      </w:r>
+      <w:r>
+        <w:t xml:space="preserve"> </w:t>
+      </w:r>
+      <w:r>
+        <w:t xml:space="preserve">— also affirm, this is the key second view.</w:t>
+      </w:r>
+    </w:p>
+    <w:p>
+      <w:pPr>
+        <w:pStyle w:val="Compact"/>
+        <w:numPr>
+          <w:ilvl w:val="0"/>
+          <w:numId w:val="1003"/>
+        </w:numPr>
+      </w:pPr>
+      <w:r>
+        <w:t xml:space="preserve">“When she stops, the position stays the same, so the line is flat”</w:t>
+      </w:r>
+      <w:r>
+        <w:t xml:space="preserve"> </w:t>
+      </w:r>
+      <w:r>
+        <w:t xml:space="preserve">— yes, this insight unlocks the lesson.</w:t>
+      </w:r>
+    </w:p>
+    <w:p>
+      <w:pPr>
+        <w:pStyle w:val="Compact"/>
+        <w:numPr>
+          <w:ilvl w:val="0"/>
+          <w:numId w:val="1003"/>
+        </w:numPr>
+      </w:pPr>
+      <w:r>
+        <w:t xml:space="preserve">Confusion about whether velocity goes negative — that’s productive; we’ll resolve it.</w:t>
+      </w:r>
+    </w:p>
+    <w:bookmarkEnd w:id="20"/>
+    <w:bookmarkStart w:id="21" w:name="min-notice-wonder-turn-and-talk-1"/>
+    <w:p>
+      <w:pPr>
+        <w:pStyle w:val="Heading3"/>
+      </w:pPr>
+      <w:r>
+        <w:t xml:space="preserve">8–12 min · Notice &amp; Wonder + Turn-and-Talk #1</w:t>
+      </w:r>
+    </w:p>
+    <w:p>
+      <w:pPr>
+        <w:pStyle w:val="FirstParagraph"/>
+      </w:pPr>
+      <w:r>
+        <w:t xml:space="preserve">Capture two columns. Then:</w:t>
+      </w:r>
+    </w:p>
+    <w:p>
+      <w:pPr>
+        <w:pStyle w:val="BlockText"/>
+      </w:pPr>
+      <w:r>
+        <w:t xml:space="preserve">“Turn to your partner: when Maya stopped, what did the position-time graph look like? What did the velocity-time graph look like? Were those the same number?”</w:t>
+      </w:r>
+    </w:p>
+    <w:p>
+      <w:pPr>
+        <w:pStyle w:val="FirstParagraph"/>
+      </w:pPr>
+      <w:r>
+        <w:t xml:space="preserve">After 90 seconds, take 2–3 responses. The dispute that drives the lesson: students often think a flat line means the same thing on x-t and v-t. They don’t.</w:t>
+      </w:r>
+    </w:p>
+    <w:bookmarkEnd w:id="21"/>
+    <w:bookmarkStart w:id="22" w:name="bridge-to-phase-2"/>
+    <w:p>
+      <w:pPr>
+        <w:pStyle w:val="Heading3"/>
+      </w:pPr>
+      <w:r>
+        <w:t xml:space="preserve">Bridge to Phase 2</w:t>
+      </w:r>
+    </w:p>
+    <w:p>
+      <w:pPr>
+        <w:pStyle w:val="FirstParagraph"/>
+      </w:pPr>
+      <w:r>
+        <w:t xml:space="preserve">By end of Phase 1, every student has sketched their</w:t>
+      </w:r>
+      <w:r>
+        <w:t xml:space="preserve"> </w:t>
+      </w:r>
+      <w:r>
+        <w:rPr>
+          <w:b/>
+          <w:bCs/>
+        </w:rPr>
+        <w:t xml:space="preserve">initial model</w:t>
+      </w:r>
+      <w:r>
+        <w:t xml:space="preserve">: their best guess at the x-t graph for Maya’s choreography. Just shape — no exact numbers required.</w:t>
+      </w:r>
+    </w:p>
+    <w:p>
+      <w:r>
+        <w:pict>
+          <v:rect style="width:0;height:1.5pt" o:hralign="center" o:hrstd="t" o:hr="t"/>
+        </w:pict>
+      </w:r>
+    </w:p>
+    <w:bookmarkEnd w:id="22"/>
+    <w:bookmarkEnd w:id="23"/>
+    <w:bookmarkStart w:id="28" w:name="phase-2-explore-12-32-min"/>
+    <w:p>
+      <w:pPr>
+        <w:pStyle w:val="Heading2"/>
+      </w:pPr>
+      <w:r>
+        <w:t xml:space="preserve">Phase 2 · Explore</w:t>
+      </w:r>
+      <w:r>
+        <w:t xml:space="preserve"> </w:t>
+      </w:r>
+      <w:r>
+        <w:rPr>
+          <w:i/>
+          <w:iCs/>
+        </w:rPr>
+        <w:t xml:space="preserve">(12 – 32 min)</w:t>
+      </w:r>
+    </w:p>
+    <w:bookmarkStart w:id="25" w:name="min-initial-model-interactive-setup"/>
+    <w:p>
+      <w:pPr>
+        <w:pStyle w:val="Heading3"/>
+      </w:pPr>
+      <w:r>
+        <w:t xml:space="preserve">12–17 min · Initial Model + interactive setup</w:t>
+      </w:r>
+    </w:p>
+    <w:p>
+      <w:pPr>
+        <w:pStyle w:val="FirstParagraph"/>
+      </w:pPr>
+      <w:r>
+        <w:t xml:space="preserve">Students sketch the x-t graph individually. Then they open the</w:t>
+      </w:r>
+      <w:r>
+        <w:t xml:space="preserve"> </w:t>
+      </w:r>
+      <w:hyperlink r:id="rId24">
+        <w:r>
+          <w:rPr>
+            <w:rStyle w:val="Hyperlink"/>
+          </w:rPr>
+          <w:t xml:space="preserve">interactive scenario explorer</w:t>
+        </w:r>
+      </w:hyperlink>
+      <w:r>
+        <w:t xml:space="preserve">. They run the four pre-baked scenarios — constant velocity, constant acceleration, forward → stop → backward, speed-up-then-slow-down — and record what each scenario looks like on x-t, v-t, and a-t.</w:t>
+      </w:r>
+    </w:p>
+    <w:bookmarkEnd w:id="25"/>
+    <w:bookmarkStart w:id="26" w:name="X047709f8f85be5ec055674b18272871c2345c3b"/>
+    <w:p>
+      <w:pPr>
+        <w:pStyle w:val="Heading3"/>
+      </w:pPr>
+      <w:r>
+        <w:t xml:space="preserve">17–32 min · Investigation — Active Learning gallery walk</w:t>
+      </w:r>
+    </w:p>
+    <w:p>
+      <w:pPr>
+        <w:pStyle w:val="FirstParagraph"/>
+      </w:pPr>
+      <w:r>
+        <w:t xml:space="preserve">Distribute one large grid sheet to each student.</w:t>
+      </w:r>
+      <w:r>
+        <w:t xml:space="preserve"> </w:t>
+      </w:r>
+      <w:r>
+        <w:rPr>
+          <w:b/>
+          <w:bCs/>
+        </w:rPr>
+        <w:t xml:space="preserve">Each student draws their own x-t graph for a</w:t>
+      </w:r>
+      <w:r>
+        <w:rPr>
+          <w:b/>
+          <w:bCs/>
+        </w:rPr>
+        <w:t xml:space="preserve"> </w:t>
+      </w:r>
+      <w:r>
+        <w:rPr>
+          <w:b/>
+          <w:bCs/>
+          <w:i/>
+          <w:iCs/>
+        </w:rPr>
+        <w:t xml:space="preserve">unique</w:t>
+      </w:r>
+      <w:r>
+        <w:rPr>
+          <w:b/>
+          <w:bCs/>
+        </w:rPr>
+        <w:t xml:space="preserve"> </w:t>
+      </w:r>
+      <w:r>
+        <w:rPr>
+          <w:b/>
+          <w:bCs/>
+        </w:rPr>
+        <w:t xml:space="preserve">short motion</w:t>
+      </w:r>
+      <w:r>
+        <w:t xml:space="preserve"> </w:t>
+      </w:r>
+      <w:r>
+        <w:t xml:space="preserve">— a story they invent. Examples to suggest:</w:t>
+      </w:r>
+    </w:p>
+    <w:p>
+      <w:pPr>
+        <w:pStyle w:val="Compact"/>
+        <w:numPr>
+          <w:ilvl w:val="0"/>
+          <w:numId w:val="1004"/>
+        </w:numPr>
+      </w:pPr>
+      <w:r>
+        <w:t xml:space="preserve">“I walked forward 5 s, stopped 3 s, walked forward faster for 4 s.”</w:t>
+      </w:r>
+    </w:p>
+    <w:p>
+      <w:pPr>
+        <w:pStyle w:val="Compact"/>
+        <w:numPr>
+          <w:ilvl w:val="0"/>
+          <w:numId w:val="1004"/>
+        </w:numPr>
+      </w:pPr>
+      <w:r>
+        <w:t xml:space="preserve">“I jogged for 4 s, then sprinted for 2 s, then stopped suddenly for 3 s.”</w:t>
+      </w:r>
+    </w:p>
+    <w:p>
+      <w:pPr>
+        <w:pStyle w:val="Compact"/>
+        <w:numPr>
+          <w:ilvl w:val="0"/>
+          <w:numId w:val="1004"/>
+        </w:numPr>
+      </w:pPr>
+      <w:r>
+        <w:t xml:space="preserve">“I biked uphill (slowing) for 5 s, then downhill (speeding up) for 5 s.”</w:t>
+      </w:r>
+    </w:p>
+    <w:p>
+      <w:pPr>
+        <w:pStyle w:val="FirstParagraph"/>
+      </w:pPr>
+      <w:r>
+        <w:t xml:space="preserve">Tape all graphs along one wall. The gallery walk has three rounds:</w:t>
+      </w:r>
+    </w:p>
+    <w:p>
+      <w:pPr>
+        <w:pStyle w:val="BodyText"/>
+      </w:pPr>
+      <w:r>
+        <w:rPr>
+          <w:b/>
+          <w:bCs/>
+        </w:rPr>
+        <w:t xml:space="preserve">Round 1 (8 min): Silent walk.</w:t>
+      </w:r>
+      <w:r>
+        <w:t xml:space="preserve"> </w:t>
+      </w:r>
+      <w:r>
+        <w:t xml:space="preserve">Students walk the gallery in pairs. At each graph they have 30 seconds to write on a sticky note: *“I think this person ___“* — one sentence describing the motion. They stick the note on the graph and move on.</w:t>
+      </w:r>
+      <w:r>
+        <w:t xml:space="preserve"> </w:t>
+      </w:r>
+      <w:r>
+        <w:rPr>
+          <w:b/>
+          <w:bCs/>
+        </w:rPr>
+        <w:t xml:space="preserve">No talking during the walk.</w:t>
+      </w:r>
+    </w:p>
+    <w:p>
+      <w:pPr>
+        <w:pStyle w:val="BodyText"/>
+      </w:pPr>
+      <w:r>
+        <w:rPr>
+          <w:b/>
+          <w:bCs/>
+        </w:rPr>
+        <w:t xml:space="preserve">Round 2 (4 min): Return.</w:t>
+      </w:r>
+      <w:r>
+        <w:t xml:space="preserve"> </w:t>
+      </w:r>
+      <w:r>
+        <w:t xml:space="preserve">Students return to their own graph and read the sticky notes. Did the gallery readers describe their motion correctly? They flag the most-correct and most-wrong interpretations.</w:t>
+      </w:r>
+    </w:p>
+    <w:p>
+      <w:pPr>
+        <w:pStyle w:val="BodyText"/>
+      </w:pPr>
+      <w:r>
+        <w:rPr>
+          <w:b/>
+          <w:bCs/>
+        </w:rPr>
+        <w:t xml:space="preserve">Round 3 (3 min): Whole-class debrief.</w:t>
+      </w:r>
+      <w:r>
+        <w:t xml:space="preserve"> </w:t>
+      </w:r>
+      <w:r>
+        <w:t xml:space="preserve">Teacher picks three graphs that produced especially varied or wrong interpretations and discusses why. Surface the lesson’s central insight.</w:t>
+      </w:r>
+    </w:p>
+    <w:p>
+      <w:pPr>
+        <w:pStyle w:val="BodyText"/>
+      </w:pPr>
+      <w:r>
+        <w:rPr>
+          <w:b/>
+          <w:bCs/>
+        </w:rPr>
+        <w:t xml:space="preserve">Sample teacher facilitation language during the walk:</w:t>
+      </w:r>
+    </w:p>
+    <w:p>
+      <w:pPr>
+        <w:pStyle w:val="BlockText"/>
+      </w:pPr>
+      <w:r>
+        <w:t xml:space="preserve">“What’s the slope doing in the middle of this graph? What does that mean about the person?”</w:t>
+      </w:r>
+      <w:r>
+        <w:t xml:space="preserve"> </w:t>
+      </w:r>
+      <w:r>
+        <w:t xml:space="preserve">“If two graphs both rise, do they show the same kind of motion?”</w:t>
+      </w:r>
+    </w:p>
+    <w:bookmarkEnd w:id="26"/>
+    <w:bookmarkStart w:id="27" w:name="teacher-facilitation-during-explore"/>
+    <w:p>
+      <w:pPr>
+        <w:pStyle w:val="Heading3"/>
+      </w:pPr>
+      <w:r>
+        <w:t xml:space="preserve">Teacher facilitation during Explore</w:t>
+      </w:r>
+    </w:p>
+    <w:p>
+      <w:pPr>
+        <w:pStyle w:val="Compact"/>
+        <w:numPr>
+          <w:ilvl w:val="0"/>
+          <w:numId w:val="1005"/>
+        </w:numPr>
+      </w:pPr>
+      <w:r>
+        <w:rPr>
+          <w:b/>
+          <w:bCs/>
+        </w:rPr>
+        <w:t xml:space="preserve">What to look for</w:t>
+      </w:r>
+      <w:r>
+        <w:t xml:space="preserve"> </w:t>
+      </w:r>
+      <w:r>
+        <w:t xml:space="preserve">— students discovering that</w:t>
+      </w:r>
+      <w:r>
+        <w:t xml:space="preserve"> </w:t>
+      </w:r>
+      <w:r>
+        <w:rPr>
+          <w:i/>
+          <w:iCs/>
+        </w:rPr>
+        <w:t xml:space="preserve">slope</w:t>
+      </w:r>
+      <w:r>
+        <w:t xml:space="preserve"> </w:t>
+      </w:r>
+      <w:r>
+        <w:t xml:space="preserve">(not height) carries the velocity information. Common surface: students realize they can’t tell a story from the height alone.</w:t>
+      </w:r>
+    </w:p>
+    <w:p>
+      <w:pPr>
+        <w:pStyle w:val="Compact"/>
+        <w:numPr>
+          <w:ilvl w:val="0"/>
+          <w:numId w:val="1005"/>
+        </w:numPr>
+      </w:pPr>
+      <w:r>
+        <w:rPr>
+          <w:b/>
+          <w:bCs/>
+        </w:rPr>
+        <w:t xml:space="preserve">What to resist</w:t>
+      </w:r>
+      <w:r>
+        <w:t xml:space="preserve"> </w:t>
+      </w:r>
+      <w:r>
+        <w:t xml:space="preserve">— don’t write</w:t>
+      </w:r>
+      <w:r>
+        <w:t xml:space="preserve"> </w:t>
+      </w:r>
+      <w:r>
+        <w:t xml:space="preserve">“slope of x-t = velocity”</w:t>
+      </w:r>
+      <w:r>
+        <w:t xml:space="preserve"> </w:t>
+      </w:r>
+      <w:r>
+        <w:t xml:space="preserve">on the board. Phase 3 names it.</w:t>
+      </w:r>
+    </w:p>
+    <w:p>
+      <w:pPr>
+        <w:pStyle w:val="Compact"/>
+        <w:numPr>
+          <w:ilvl w:val="0"/>
+          <w:numId w:val="1005"/>
+        </w:numPr>
+      </w:pPr>
+      <w:r>
+        <w:rPr>
+          <w:b/>
+          <w:bCs/>
+        </w:rPr>
+        <w:t xml:space="preserve">What to redirect</w:t>
+      </w:r>
+      <w:r>
+        <w:t xml:space="preserve"> </w:t>
+      </w:r>
+      <w:r>
+        <w:t xml:space="preserve">— graphs that are unphysical (e.g., a vertical line on x-t = infinite velocity) become the most productive teaching moments. Highlight one in Round 3.</w:t>
+      </w:r>
+    </w:p>
+    <w:p>
+      <w:r>
+        <w:pict>
+          <v:rect style="width:0;height:1.5pt" o:hralign="center" o:hrstd="t" o:hr="t"/>
+        </w:pict>
+      </w:r>
+    </w:p>
+    <w:bookmarkEnd w:id="27"/>
+    <w:bookmarkEnd w:id="28"/>
+    <w:bookmarkStart w:id="32" w:name="phase-3-explain-32-37-min"/>
+    <w:p>
+      <w:pPr>
+        <w:pStyle w:val="Heading2"/>
+      </w:pPr>
+      <w:r>
+        <w:t xml:space="preserve">Phase 3 · Explain</w:t>
+      </w:r>
+      <w:r>
+        <w:t xml:space="preserve"> </w:t>
+      </w:r>
+      <w:r>
+        <w:rPr>
+          <w:i/>
+          <w:iCs/>
+        </w:rPr>
+        <w:t xml:space="preserve">(32 – 37 min)</w:t>
+      </w:r>
+    </w:p>
+    <w:bookmarkStart w:id="29" w:name="min-turn-and-talk-2-class-consensus"/>
+    <w:p>
+      <w:pPr>
+        <w:pStyle w:val="Heading3"/>
+      </w:pPr>
+      <w:r>
+        <w:t xml:space="preserve">32–35 min · Turn-and-Talk #2 + class consensus</w:t>
+      </w:r>
+    </w:p>
+    <w:p>
+      <w:pPr>
+        <w:pStyle w:val="FirstParagraph"/>
+      </w:pPr>
+      <w:r>
+        <w:t xml:space="preserve">Bring the class back. Show one of the most-misinterpreted graphs from the gallery. Ask:</w:t>
+      </w:r>
+    </w:p>
+    <w:p>
+      <w:pPr>
+        <w:pStyle w:val="BlockText"/>
+      </w:pPr>
+      <w:r>
+        <w:t xml:space="preserve">“Talk to your partner. Why did so many readers misread this graph? What information was hidden by the way it was drawn?”</w:t>
+      </w:r>
+    </w:p>
+    <w:p>
+      <w:pPr>
+        <w:pStyle w:val="FirstParagraph"/>
+      </w:pPr>
+      <w:r>
+        <w:t xml:space="preserve">After 90 seconds, take volunteers. The target consensus statement:</w:t>
+      </w:r>
+    </w:p>
+    <w:p>
+      <w:pPr>
+        <w:pStyle w:val="BlockText"/>
+      </w:pPr>
+      <w:r>
+        <w:t xml:space="preserve">“</w:t>
+      </w:r>
+      <w:r>
+        <w:rPr>
+          <w:b/>
+          <w:bCs/>
+        </w:rPr>
+        <w:t xml:space="preserve">The slope of an x-t graph is the velocity</w:t>
+      </w:r>
+      <w:r>
+        <w:t xml:space="preserve"> </w:t>
+      </w:r>
+      <w:r>
+        <w:t xml:space="preserve">— not the height.</w:t>
+      </w:r>
+      <w:r>
+        <w:t xml:space="preserve"> </w:t>
+      </w:r>
+      <w:r>
+        <w:rPr>
+          <w:b/>
+          <w:bCs/>
+        </w:rPr>
+        <w:t xml:space="preserve">The slope of a v-t graph is the acceleration</w:t>
+      </w:r>
+      <w:r>
+        <w:t xml:space="preserve">. Same motion can be drawn three different ways (x-t, v-t, a-t), and they’re all true — they’re just different views of the same story.”</w:t>
+      </w:r>
+    </w:p>
+    <w:bookmarkEnd w:id="29"/>
+    <w:bookmarkStart w:id="30" w:name="min-vocabulary-introduction-3-terms"/>
+    <w:p>
+      <w:pPr>
+        <w:pStyle w:val="Heading3"/>
+      </w:pPr>
+      <w:r>
+        <w:t xml:space="preserve">35–37 min · Vocabulary introduction (≤ 3 terms)</w:t>
+      </w:r>
+    </w:p>
+    <w:p>
+      <w:pPr>
+        <w:pStyle w:val="FirstParagraph"/>
+      </w:pPr>
+      <w:r>
+        <w:rPr>
+          <w:b/>
+          <w:bCs/>
+        </w:rPr>
+        <w:t xml:space="preserve">Sample teacher language:</w:t>
+      </w:r>
+    </w:p>
+    <w:p>
+      <w:pPr>
+        <w:pStyle w:val="BlockText"/>
+      </w:pPr>
+      <w:r>
+        <w:t xml:space="preserve">“</w:t>
+      </w:r>
+      <w:r>
+        <w:rPr>
+          <w:b/>
+          <w:bCs/>
+        </w:rPr>
+        <w:t xml:space="preserve">Position-time graph (x-t)</w:t>
+      </w:r>
+      <w:r>
+        <w:t xml:space="preserve"> </w:t>
+      </w:r>
+      <w:r>
+        <w:t xml:space="preserve">— position vs. time. Slope tells you the velocity.</w:t>
+      </w:r>
+      <w:r>
+        <w:t xml:space="preserve"> </w:t>
+      </w:r>
+      <w:r>
+        <w:rPr>
+          <w:b/>
+          <w:bCs/>
+        </w:rPr>
+        <w:t xml:space="preserve">Velocity-time graph (v-t)</w:t>
+      </w:r>
+      <w:r>
+        <w:t xml:space="preserve"> </w:t>
+      </w:r>
+      <w:r>
+        <w:t xml:space="preserve">— velocity vs. time. Slope tells you the acceleration. And the</w:t>
+      </w:r>
+      <w:r>
+        <w:t xml:space="preserve"> </w:t>
+      </w:r>
+      <w:r>
+        <w:rPr>
+          <w:b/>
+          <w:bCs/>
+        </w:rPr>
+        <w:t xml:space="preserve">area under a v-t curve</w:t>
+      </w:r>
+      <w:r>
+        <w:t xml:space="preserve"> </w:t>
+      </w:r>
+      <w:r>
+        <w:t xml:space="preserve">equals the displacement during that interval — which is going to matter a lot in Lesson 09.”</w:t>
+      </w:r>
+    </w:p>
+    <w:bookmarkEnd w:id="30"/>
+    <w:bookmarkStart w:id="31" w:name="discussion-prompts-to-deploy-here"/>
+    <w:p>
+      <w:pPr>
+        <w:pStyle w:val="Heading3"/>
+      </w:pPr>
+      <w:r>
+        <w:t xml:space="preserve">Discussion prompts to deploy here</w:t>
+      </w:r>
+    </w:p>
+    <w:p>
+      <w:pPr>
+        <w:pStyle w:val="Compact"/>
+        <w:numPr>
+          <w:ilvl w:val="0"/>
+          <w:numId w:val="1006"/>
+        </w:numPr>
+      </w:pPr>
+      <w:r>
+        <w:t xml:space="preserve">“If two graphs both rise, do they show the same kind of motion? What if one is x-t and the other is v-t?”</w:t>
+      </w:r>
+    </w:p>
+    <w:p>
+      <w:pPr>
+        <w:pStyle w:val="Compact"/>
+        <w:numPr>
+          <w:ilvl w:val="1"/>
+          <w:numId w:val="1007"/>
+        </w:numPr>
+      </w:pPr>
+      <w:r>
+        <w:rPr>
+          <w:i/>
+          <w:iCs/>
+        </w:rPr>
+        <w:t xml:space="preserve">Sample student response:</w:t>
+      </w:r>
+      <w:r>
+        <w:t xml:space="preserve"> </w:t>
+      </w:r>
+      <w:r>
+        <w:t xml:space="preserve">“Rising x-t means the object is moving forward. Rising v-t means it’s speeding up — those aren’t the same.”</w:t>
+      </w:r>
+    </w:p>
+    <w:p>
+      <w:pPr>
+        <w:pStyle w:val="Compact"/>
+        <w:numPr>
+          <w:ilvl w:val="0"/>
+          <w:numId w:val="1006"/>
+        </w:numPr>
+      </w:pPr>
+      <w:r>
+        <w:t xml:space="preserve">“What does a horizontal line on a v-t graph mean? On an x-t graph?”</w:t>
+      </w:r>
+    </w:p>
+    <w:p>
+      <w:pPr>
+        <w:pStyle w:val="Compact"/>
+        <w:numPr>
+          <w:ilvl w:val="1"/>
+          <w:numId w:val="1008"/>
+        </w:numPr>
+      </w:pPr>
+      <w:r>
+        <w:rPr>
+          <w:i/>
+          <w:iCs/>
+        </w:rPr>
+        <w:t xml:space="preserve">Sample student response:</w:t>
+      </w:r>
+      <w:r>
+        <w:t xml:space="preserve"> </w:t>
+      </w:r>
+      <w:r>
+        <w:t xml:space="preserve">“Horizontal v-t = constant velocity (any value). Horizontal x-t = at rest (zero velocity).”</w:t>
+      </w:r>
+    </w:p>
+    <w:p>
+      <w:r>
+        <w:pict>
+          <v:rect style="width:0;height:1.5pt" o:hralign="center" o:hrstd="t" o:hr="t"/>
+        </w:pict>
+      </w:r>
+    </w:p>
+    <w:bookmarkEnd w:id="31"/>
+    <w:bookmarkEnd w:id="32"/>
+    <w:bookmarkStart w:id="35" w:name="phase-4-elaborate-37-40-min"/>
+    <w:p>
+      <w:pPr>
+        <w:pStyle w:val="Heading2"/>
+      </w:pPr>
+      <w:r>
+        <w:t xml:space="preserve">Phase 4 · Elaborate</w:t>
+      </w:r>
+      <w:r>
+        <w:t xml:space="preserve"> </w:t>
+      </w:r>
+      <w:r>
+        <w:rPr>
+          <w:i/>
+          <w:iCs/>
+        </w:rPr>
+        <w:t xml:space="preserve">(37 – 40 min)</w:t>
+      </w:r>
+    </w:p>
+    <w:bookmarkStart w:id="33" w:name="min-revise-the-model"/>
+    <w:p>
+      <w:pPr>
+        <w:pStyle w:val="Heading3"/>
+      </w:pPr>
+      <w:r>
+        <w:t xml:space="preserve">37–39 min · Revise the model</w:t>
+      </w:r>
+    </w:p>
+    <w:p>
+      <w:pPr>
+        <w:pStyle w:val="FirstParagraph"/>
+      </w:pPr>
+      <w:r>
+        <w:t xml:space="preserve">Students reopen their initial x-t sketch from Phase 2. Specific prompt:</w:t>
+      </w:r>
+    </w:p>
+    <w:p>
+      <w:pPr>
+        <w:pStyle w:val="BlockText"/>
+      </w:pPr>
+      <w:r>
+        <w:rPr>
+          <w:i/>
+          <w:iCs/>
+        </w:rPr>
+        <w:t xml:space="preserve">“Update your sketch. Below it, draw the corresponding v-t graph. Label each region of both graphs (forward / stopped / backward) with one word.”</w:t>
+      </w:r>
+    </w:p>
+    <w:bookmarkEnd w:id="33"/>
+    <w:bookmarkStart w:id="34" w:name="min-return-to-the-phenomenon"/>
+    <w:p>
+      <w:pPr>
+        <w:pStyle w:val="Heading3"/>
+      </w:pPr>
+      <w:r>
+        <w:t xml:space="preserve">39–40 min · Return to the phenomenon</w:t>
+      </w:r>
+    </w:p>
+    <w:p>
+      <w:pPr>
+        <w:pStyle w:val="FirstParagraph"/>
+      </w:pPr>
+      <w:r>
+        <w:t xml:space="preserve">Re-narrate Maya’s choreography. Ask:</w:t>
+      </w:r>
+    </w:p>
+    <w:p>
+      <w:pPr>
+        <w:pStyle w:val="BlockText"/>
+      </w:pPr>
+      <w:r>
+        <w:t xml:space="preserve">“Now narrate Maya’s motion using all three quantities — position, velocity, acceleration. Where does each one match up to the graphs you drew?”</w:t>
+      </w:r>
+    </w:p>
+    <w:p>
+      <w:pPr>
+        <w:pStyle w:val="FirstParagraph"/>
+      </w:pPr>
+      <w:r>
+        <w:t xml:space="preserve">Take a volunteer’s narration. Target:</w:t>
+      </w:r>
+      <w:r>
+        <w:t xml:space="preserve"> </w:t>
+      </w:r>
+      <w:r>
+        <w:t xml:space="preserve">“Position increased linearly for 3 s; velocity was positive constant. Position stayed at 3 m for 2 s; velocity was zero; acceleration was zero (no change). Position decreased for 4 s; velocity was negative constant; acceleration was zero (still no change in velocity).”</w:t>
+      </w:r>
+    </w:p>
+    <w:p>
+      <w:r>
+        <w:pict>
+          <v:rect style="width:0;height:1.5pt" o:hralign="center" o:hrstd="t" o:hr="t"/>
+        </w:pict>
+      </w:r>
+    </w:p>
+    <w:bookmarkEnd w:id="34"/>
+    <w:bookmarkEnd w:id="35"/>
+    <w:bookmarkStart w:id="37" w:name="phase-5-evaluate-40-42-min"/>
+    <w:p>
+      <w:pPr>
+        <w:pStyle w:val="Heading2"/>
+      </w:pPr>
+      <w:r>
+        <w:t xml:space="preserve">Phase 5 · Evaluate</w:t>
+      </w:r>
+      <w:r>
+        <w:t xml:space="preserve"> </w:t>
+      </w:r>
+      <w:r>
+        <w:rPr>
+          <w:i/>
+          <w:iCs/>
+        </w:rPr>
+        <w:t xml:space="preserve">(40 – 42 min)</w:t>
+      </w:r>
+    </w:p>
+    <w:bookmarkStart w:id="36" w:name="min-exit-ticket-closing-reflection"/>
+    <w:p>
+      <w:pPr>
+        <w:pStyle w:val="Heading3"/>
+      </w:pPr>
+      <w:r>
+        <w:t xml:space="preserve">40–42 min · Exit Ticket + Closing Reflection</w:t>
+      </w:r>
+    </w:p>
+    <w:p>
+      <w:pPr>
+        <w:pStyle w:val="FirstParagraph"/>
+      </w:pPr>
+      <w:r>
+        <w:t xml:space="preserve">Distribute exit slips. Transfer prompt:</w:t>
+      </w:r>
+    </w:p>
+    <w:p>
+      <w:pPr>
+        <w:pStyle w:val="BlockText"/>
+      </w:pPr>
+      <w:r>
+        <w:t xml:space="preserve">*“Below is a velocity-time graph for a moving object:</w:t>
+      </w:r>
+      <w:r>
+        <w:t xml:space="preserve"> </w:t>
+      </w:r>
+      <w:r>
+        <w:t xml:space="preserve">0–4 s: v rises from 0 to 8 m/s (straight line)</w:t>
+      </w:r>
+      <w:r>
+        <w:t xml:space="preserve"> </w:t>
+      </w:r>
+      <w:r>
+        <w:t xml:space="preserve">4–7 s: v stays at 8 m/s (horizontal)</w:t>
+      </w:r>
+      <w:r>
+        <w:t xml:space="preserve"> </w:t>
+      </w:r>
+      <w:r>
+        <w:t xml:space="preserve">7–10 s: v falls from 8 m/s to 0 (straight line)</w:t>
+      </w:r>
+    </w:p>
+    <w:p>
+      <w:pPr>
+        <w:pStyle w:val="Compact"/>
+        <w:numPr>
+          <w:ilvl w:val="0"/>
+          <w:numId w:val="1009"/>
+        </w:numPr>
+      </w:pPr>
+      <w:r>
+        <w:t xml:space="preserve">What is the acceleration during 0–4 s? During 4–7 s? During 7–10 s?</w:t>
+      </w:r>
+    </w:p>
+    <w:p>
+      <w:pPr>
+        <w:pStyle w:val="Compact"/>
+        <w:numPr>
+          <w:ilvl w:val="0"/>
+          <w:numId w:val="1009"/>
+        </w:numPr>
+      </w:pPr>
+      <w:r>
+        <w:t xml:space="preserve">Sketch the corresponding x-t graph (qualitative shape — no numbers required).</w:t>
+      </w:r>
+    </w:p>
+    <w:p>
+      <w:pPr>
+        <w:pStyle w:val="Compact"/>
+        <w:numPr>
+          <w:ilvl w:val="0"/>
+          <w:numId w:val="1009"/>
+        </w:numPr>
+      </w:pPr>
+      <w:r>
+        <w:t xml:space="preserve">What is the total displacement over the 10 s? (Hint: area under the v-t graph.)“*</w:t>
+      </w:r>
+    </w:p>
+    <w:p>
+      <w:pPr>
+        <w:pStyle w:val="FirstParagraph"/>
+      </w:pPr>
+      <w:r>
+        <w:t xml:space="preserve">Expected: (a) +2 m/s², 0 m/s², −2.67 m/s². (b) Concave-up curve, then straight positive slope, then concave-down curve, monotonically increasing throughout. (c) 52 m total.</w:t>
+      </w:r>
+    </w:p>
+    <w:p>
+      <w:pPr>
+        <w:pStyle w:val="BodyText"/>
+      </w:pPr>
+      <w:r>
+        <w:rPr>
+          <w:b/>
+          <w:bCs/>
+        </w:rPr>
+        <w:t xml:space="preserve">Closing Reflection (SEL, 30 seconds, on the same exit slip):</w:t>
+      </w:r>
+    </w:p>
+    <w:p>
+      <w:pPr>
+        <w:pStyle w:val="BlockText"/>
+      </w:pPr>
+      <w:r>
+        <w:t xml:space="preserve">“What is one thing that surprised you today? Who helped you make sense of something?”</w:t>
+      </w:r>
+    </w:p>
+    <w:p>
+      <w:r>
+        <w:pict>
+          <v:rect style="width:0;height:1.5pt" o:hralign="center" o:hrstd="t" o:hr="t"/>
+        </w:pict>
+      </w:r>
+    </w:p>
+    <w:bookmarkEnd w:id="36"/>
+    <w:bookmarkEnd w:id="37"/>
+    <w:bookmarkStart w:id="38" w:name="common-misconceptions"/>
+    <w:p>
+      <w:pPr>
+        <w:pStyle w:val="Heading2"/>
+      </w:pPr>
+      <w:r>
+        <w:t xml:space="preserve">Common Misconceptions</w:t>
+      </w:r>
+    </w:p>
+    <w:p>
+      <w:pPr>
+        <w:pStyle w:val="Compact"/>
+        <w:numPr>
+          <w:ilvl w:val="0"/>
+          <w:numId w:val="1010"/>
+        </w:numPr>
+      </w:pPr>
+      <w:r>
+        <w:rPr>
+          <w:b/>
+          <w:bCs/>
+        </w:rPr>
+        <w:t xml:space="preserve">Misconception:</w:t>
+      </w:r>
+      <w:r>
+        <w:t xml:space="preserve"> </w:t>
+      </w:r>
+      <w:r>
+        <w:t xml:space="preserve">“An x-t graph and a v-t graph that look the same describe the same motion.”</w:t>
+      </w:r>
+      <w:r>
+        <w:t xml:space="preserve"> </w:t>
+      </w:r>
+      <w:r>
+        <w:t xml:space="preserve">→</w:t>
+      </w:r>
+      <w:r>
+        <w:t xml:space="preserve"> </w:t>
+      </w:r>
+      <w:r>
+        <w:rPr>
+          <w:b/>
+          <w:bCs/>
+        </w:rPr>
+        <w:t xml:space="preserve">Correction:</w:t>
+      </w:r>
+      <w:r>
+        <w:t xml:space="preserve"> </w:t>
+      </w:r>
+      <w:r>
+        <w:t xml:space="preserve">Same shape on different axes describes very different motion. Read the slope (not the height) and remember which axis you’re looking at.</w:t>
+      </w:r>
+    </w:p>
+    <w:p>
+      <w:pPr>
+        <w:pStyle w:val="Compact"/>
+        <w:numPr>
+          <w:ilvl w:val="0"/>
+          <w:numId w:val="1010"/>
+        </w:numPr>
+      </w:pPr>
+      <w:r>
+        <w:rPr>
+          <w:b/>
+          <w:bCs/>
+        </w:rPr>
+        <w:t xml:space="preserve">Misconception:</w:t>
+      </w:r>
+      <w:r>
+        <w:t xml:space="preserve"> </w:t>
+      </w:r>
+      <w:r>
+        <w:t xml:space="preserve">“A horizontal x-t line means the object is at rest, but a horizontal v-t line means the object is moving slowly.”</w:t>
+      </w:r>
+      <w:r>
+        <w:t xml:space="preserve"> </w:t>
+      </w:r>
+      <w:r>
+        <w:t xml:space="preserve">→</w:t>
+      </w:r>
+      <w:r>
+        <w:t xml:space="preserve"> </w:t>
+      </w:r>
+      <w:r>
+        <w:rPr>
+          <w:b/>
+          <w:bCs/>
+        </w:rPr>
+        <w:t xml:space="preserve">Correction:</w:t>
+      </w:r>
+      <w:r>
+        <w:t xml:space="preserve"> </w:t>
+      </w:r>
+      <w:r>
+        <w:t xml:space="preserve">Horizontal v-t at any non-zero height means</w:t>
+      </w:r>
+      <w:r>
+        <w:t xml:space="preserve"> </w:t>
+      </w:r>
+      <w:r>
+        <w:rPr>
+          <w:i/>
+          <w:iCs/>
+        </w:rPr>
+        <w:t xml:space="preserve">constant velocity</w:t>
+      </w:r>
+      <w:r>
+        <w:t xml:space="preserve">, not slow.</w:t>
+      </w:r>
+    </w:p>
+    <w:p>
+      <w:pPr>
+        <w:pStyle w:val="Compact"/>
+        <w:numPr>
+          <w:ilvl w:val="0"/>
+          <w:numId w:val="1010"/>
+        </w:numPr>
+      </w:pPr>
+      <w:r>
+        <w:rPr>
+          <w:b/>
+          <w:bCs/>
+        </w:rPr>
+        <w:t xml:space="preserve">Misconception:</w:t>
+      </w:r>
+      <w:r>
+        <w:t xml:space="preserve"> </w:t>
+      </w:r>
+      <w:r>
+        <w:t xml:space="preserve">“Negative slope = bad / wrong.”</w:t>
+      </w:r>
+      <w:r>
+        <w:t xml:space="preserve"> </w:t>
+      </w:r>
+      <w:r>
+        <w:t xml:space="preserve">→</w:t>
+      </w:r>
+      <w:r>
+        <w:t xml:space="preserve"> </w:t>
+      </w:r>
+      <w:r>
+        <w:rPr>
+          <w:b/>
+          <w:bCs/>
+        </w:rPr>
+        <w:t xml:space="preserve">Correction:</w:t>
+      </w:r>
+      <w:r>
+        <w:t xml:space="preserve"> </w:t>
+      </w:r>
+      <w:r>
+        <w:t xml:space="preserve">Negative slope on x-t means moving in the −x direction; negative slope on v-t means decelerating (or accelerating in the −x direction).</w:t>
+      </w:r>
+    </w:p>
+    <w:p>
+      <w:r>
+        <w:pict>
+          <v:rect style="width:0;height:1.5pt" o:hralign="center" o:hrstd="t" o:hr="t"/>
+        </w:pict>
+      </w:r>
+    </w:p>
+    <w:bookmarkEnd w:id="38"/>
+    <w:bookmarkStart w:id="39" w:name="access-differentiation"/>
+    <w:p>
+      <w:pPr>
+        <w:pStyle w:val="Heading2"/>
+      </w:pPr>
+      <w:r>
+        <w:t xml:space="preserve">Access &amp; Differentiation</w:t>
+      </w:r>
+    </w:p>
+    <w:p>
+      <w:pPr>
+        <w:pStyle w:val="Compact"/>
+        <w:numPr>
+          <w:ilvl w:val="0"/>
+          <w:numId w:val="1011"/>
+        </w:numPr>
+      </w:pPr>
+      <w:r>
+        <w:rPr>
+          <w:b/>
+          <w:bCs/>
+        </w:rPr>
+        <w:t xml:space="preserve">ELL/ENL supports:</w:t>
+      </w:r>
+      <w:r>
+        <w:t xml:space="preserve"> </w:t>
+      </w:r>
+      <w:r>
+        <w:t xml:space="preserve">Sentence frames:</w:t>
+      </w:r>
+      <w:r>
+        <w:t xml:space="preserve"> </w:t>
+      </w:r>
+      <w:r>
+        <w:rPr>
+          <w:i/>
+          <w:iCs/>
+        </w:rPr>
+        <w:t xml:space="preserve">“On the x-t graph, the slope is</w:t>
+      </w:r>
+      <w:r>
+        <w:rPr>
+          <w:i/>
+          <w:iCs/>
+        </w:rPr>
+        <w:t xml:space="preserve"> </w:t>
+      </w:r>
+      <w:r>
+        <w:rPr>
+          <w:b/>
+          <w:bCs/>
+          <w:i/>
+          <w:i/>
+          <w:iCs/>
+          <w:iCs/>
+        </w:rPr>
+        <w:t xml:space="preserve">, which means the object is</w:t>
+      </w:r>
+      <w:r>
+        <w:rPr>
+          <w:b/>
+          <w:bCs/>
+          <w:i/>
+          <w:i/>
+          <w:iCs/>
+          <w:iCs/>
+        </w:rPr>
+        <w:t xml:space="preserve"> </w:t>
+      </w:r>
+      <w:r>
+        <w:rPr>
+          <w:i/>
+          <w:iCs/>
+        </w:rPr>
+        <w:t xml:space="preserve">.”</w:t>
+      </w:r>
+      <w:r>
+        <w:t xml:space="preserve"> </w:t>
+      </w:r>
+      <w:r>
+        <w:t xml:space="preserve">Word-choice box: {position, velocity, slope, rising, falling, horizontal, constant}. Pair with visuals — show graph and motion side by side before introducing words.</w:t>
+      </w:r>
+    </w:p>
+    <w:p>
+      <w:pPr>
+        <w:pStyle w:val="Compact"/>
+        <w:numPr>
+          <w:ilvl w:val="0"/>
+          <w:numId w:val="1011"/>
+        </w:numPr>
+      </w:pPr>
+      <w:r>
+        <w:rPr>
+          <w:b/>
+          <w:bCs/>
+        </w:rPr>
+        <w:t xml:space="preserve">IEP/SPED supports:</w:t>
+      </w:r>
+      <w:r>
+        <w:t xml:space="preserve"> </w:t>
+      </w:r>
+      <w:r>
+        <w:t xml:space="preserve">Pre-printed templates with x-axis (time) and y-axis (position OR velocity) labeled; tick marks placed. Color-code: purple for x-t, blue for v-t, throughout. One-step prompts.</w:t>
+      </w:r>
+    </w:p>
+    <w:p>
+      <w:pPr>
+        <w:pStyle w:val="Compact"/>
+        <w:numPr>
+          <w:ilvl w:val="0"/>
+          <w:numId w:val="1011"/>
+        </w:numPr>
+      </w:pPr>
+      <w:r>
+        <w:rPr>
+          <w:b/>
+          <w:bCs/>
+        </w:rPr>
+        <w:t xml:space="preserve">Extensions:</w:t>
+      </w:r>
+      <w:r>
+        <w:t xml:space="preserve"> </w:t>
+      </w:r>
+      <w:r>
+        <w:t xml:space="preserve">Given an a-t graph that is constant non-zero, sketch the v-t and x-t graphs. Or: invent an x-t graph that produces a v-t graph with a triangle wave (motion alternates between forward and backward).</w:t>
+      </w:r>
+    </w:p>
+    <w:p>
+      <w:r>
+        <w:pict>
+          <v:rect style="width:0;height:1.5pt" o:hralign="center" o:hrstd="t" o:hr="t"/>
+        </w:pict>
+      </w:r>
+    </w:p>
+    <w:bookmarkEnd w:id="39"/>
+    <w:bookmarkStart w:id="40" w:name="strategy-spotlight"/>
+    <w:p>
+      <w:pPr>
+        <w:pStyle w:val="Heading2"/>
+      </w:pPr>
+      <w:r>
+        <w:t xml:space="preserve">Strategy Spotlight</w:t>
+      </w:r>
+    </w:p>
+    <w:p>
+      <w:pPr>
+        <w:pStyle w:val="FirstParagraph"/>
+      </w:pPr>
+      <w:r>
+        <w:rPr>
+          <w:b/>
+          <w:bCs/>
+        </w:rPr>
+        <w:t xml:space="preserve">Active Learning — gallery walk (15 min)</w:t>
+      </w:r>
+      <w:r>
+        <w:t xml:space="preserve"> </w:t>
+      </w:r>
+      <w:r>
+        <w:t xml:space="preserve">— see Phase 2, Investigation. The full process: each student draws their own x-t graph for a unique invented motion. Tape them all to one wall. Three rounds: silent walk with sticky-note interpretations (8 min), return to read your own notes (4 min), whole-class debrief (3 min).</w:t>
+      </w:r>
+    </w:p>
+    <w:p>
+      <w:pPr>
+        <w:pStyle w:val="BodyText"/>
+      </w:pPr>
+      <w:r>
+        <w:t xml:space="preserve">The strategy works because students get rapid, low-stakes feedback from peers and exercise reading skills (graph → narration), and confront the gap between their graph and others’ interpretations. Direction matters; slope matters. The misreadings are the most productive teaching moments.</w:t>
+      </w:r>
+    </w:p>
+    <w:p>
+      <w:r>
+        <w:pict>
+          <v:rect style="width:0;height:1.5pt" o:hralign="center" o:hrstd="t" o:hr="t"/>
+        </w:pict>
+      </w:r>
+    </w:p>
+    <w:bookmarkEnd w:id="40"/>
+    <w:bookmarkStart w:id="41" w:name="nyssls-observation-checklist-crosswalk"/>
     <w:p>
       <w:pPr>
         <w:pStyle w:val="Heading2"/>
@@ -373,7 +2087,7 @@
               <w:pStyle w:val="Compact"/>
             </w:pPr>
             <w:r>
-              <w:t xml:space="preserve">Item</w:t>
+              <w:t xml:space="preserve">Checklist item</w:t>
             </w:r>
           </w:p>
         </w:tc>
@@ -384,7 +2098,7 @@
               <w:pStyle w:val="Compact"/>
             </w:pPr>
             <w:r>
-              <w:t xml:space="preserve">Where it shows up in this lesson</w:t>
+              <w:t xml:space="preserve">Where it appears in this lesson</w:t>
             </w:r>
           </w:p>
         </w:tc>
@@ -419,7 +2133,7 @@
               <w:pStyle w:val="Compact"/>
             </w:pPr>
             <w:r>
-              <w:t xml:space="preserve">Phenomenon section — student-walk choreography</w:t>
+              <w:t xml:space="preserve">Phase 1 — Maya’s walk choreography</w:t>
             </w:r>
           </w:p>
         </w:tc>
@@ -454,7 +2168,7 @@
               <w:pStyle w:val="Compact"/>
             </w:pPr>
             <w:r>
-              <w:t xml:space="preserve">TT#1 after Notice &amp; Wonder; TT#2 mid-gallery walk</w:t>
+              <w:t xml:space="preserve">Phase 1 (TT#1 on stop-vs-flat-line), Phase 3 (TT#2 on misread graphs)</w:t>
             </w:r>
           </w:p>
         </w:tc>
@@ -489,7 +2203,7 @@
               <w:pStyle w:val="Compact"/>
             </w:pPr>
             <w:r>
-              <w:t xml:space="preserve">Initial Model + each student draws an x-t graph for the choreography</w:t>
+              <w:t xml:space="preserve">Phase 1 (initial x-t sketch), Phase 2 (gallery walk + interpretations), Phase 4 (revise)</w:t>
             </w:r>
           </w:p>
         </w:tc>
@@ -524,7 +2238,20 @@
               <w:pStyle w:val="Compact"/>
             </w:pPr>
             <w:r>
-              <w:t xml:space="preserve">CCC Focus restated as gallery walk launches</w:t>
+              <w:t xml:space="preserve">Lesson Overview ·</w:t>
+            </w:r>
+            <w:r>
+              <w:t xml:space="preserve"> </w:t>
+            </w:r>
+            <w:r>
+              <w:rPr>
+                <w:i/>
+                <w:iCs/>
+              </w:rPr>
+              <w:t xml:space="preserve">Patterns</w:t>
+            </w:r>
+            <w:r>
+              <w:t xml:space="preserve">, restated in Phase 3 consensus</w:t>
             </w:r>
           </w:p>
         </w:tc>
@@ -548,7 +2275,7 @@
               <w:pStyle w:val="Compact"/>
             </w:pPr>
             <w:r>
-              <w:t xml:space="preserve">ENL — ≤3 vocab, second half</w:t>
+              <w:t xml:space="preserve">ENL — ≤ 3 vocab, second half</w:t>
             </w:r>
           </w:p>
         </w:tc>
@@ -559,7 +2286,7 @@
               <w:pStyle w:val="Compact"/>
             </w:pPr>
             <w:r>
-              <w:t xml:space="preserve">Key Vocabulary (position-time / velocity-time / area-under-curve) post-investigation</w:t>
+              <w:t xml:space="preserve">Phase 3 — Vocabulary at 35–37 min (x-t / v-t / area-under-curve)</w:t>
             </w:r>
           </w:p>
         </w:tc>
@@ -594,7 +2321,7 @@
               <w:pStyle w:val="Compact"/>
             </w:pPr>
             <w:r>
-              <w:t xml:space="preserve">Return to the Phenomenon — re-narrate with three graphs</w:t>
+              <w:t xml:space="preserve">Phase 4 — Re-narrate Maya’s motion using three views</w:t>
             </w:r>
           </w:p>
         </w:tc>
@@ -629,7 +2356,7 @@
               <w:pStyle w:val="Compact"/>
             </w:pPr>
             <w:r>
-              <w:t xml:space="preserve">Pre-printed grid templates with axes labeled; sentence frames</w:t>
+              <w:t xml:space="preserve">Access &amp; Differentiation block (pre-printed templates, color-coded axes)</w:t>
             </w:r>
           </w:p>
         </w:tc>
@@ -664,62 +2391,27 @@
               <w:pStyle w:val="Compact"/>
             </w:pPr>
             <w:r>
-              <w:t xml:space="preserve">Exit Ticket — pair x-t and v-t graphs</w:t>
+              <w:t xml:space="preserve">Phase 5 — Exit Ticket (3-segment v-t with displacement-as-area)</w:t>
             </w:r>
           </w:p>
         </w:tc>
       </w:tr>
     </w:tbl>
-    <w:bookmarkEnd w:id="19"/>
-    <w:bookmarkStart w:id="20" w:name="opening-connection"/>
     <w:p>
+      <w:r>
+        <w:pict>
+          <v:rect style="width:0;height:1.5pt" o:hralign="center" o:hrstd="t" o:hr="t"/>
+        </w:pict>
+      </w:r>
+    </w:p>
+    <w:bookmarkEnd w:id="41"/>
+    <w:bookmarkStart w:id="42" w:name="companion-materials"/>
+    <w:p>
       <w:pPr>
         <w:pStyle w:val="Heading2"/>
       </w:pPr>
       <w:r>
-        <w:t xml:space="preserve">Opening Connection</w:t>
-      </w:r>
-    </w:p>
-    <w:p>
-      <w:pPr>
-        <w:pStyle w:val="FirstParagraph"/>
-      </w:pPr>
-      <w:r>
-        <w:t xml:space="preserve">Pick one (SEL):</w:t>
-      </w:r>
-      <w:r>
-        <w:t xml:space="preserve"> </w:t>
-      </w:r>
-      <w:r>
-        <w:t xml:space="preserve">- 1-question check-in</w:t>
-      </w:r>
-      <w:r>
-        <w:t xml:space="preserve"> </w:t>
-      </w:r>
-      <w:r>
-        <w:t xml:space="preserve">-</w:t>
-      </w:r>
-      <w:r>
-        <w:t xml:space="preserve"> </w:t>
-      </w:r>
-      <w:r>
-        <w:t xml:space="preserve">“Name something you noticed since last class”</w:t>
-      </w:r>
-      <w:r>
-        <w:t xml:space="preserve"> </w:t>
-      </w:r>
-      <w:r>
-        <w:t xml:space="preserve">- Quick gratitude / effort acknowledgment</w:t>
-      </w:r>
-    </w:p>
-    <w:bookmarkEnd w:id="20"/>
-    <w:bookmarkStart w:id="21" w:name="at-a-glance"/>
-    <w:p>
-      <w:pPr>
-        <w:pStyle w:val="Heading2"/>
-      </w:pPr>
-      <w:r>
-        <w:t xml:space="preserve">At-a-Glance</w:t>
+        <w:t xml:space="preserve">Companion Materials</w:t>
       </w:r>
     </w:p>
     <w:p>
@@ -727,7 +2419,111 @@
         <w:pStyle w:val="Compact"/>
         <w:numPr>
           <w:ilvl w:val="0"/>
-          <w:numId w:val="1002"/>
+          <w:numId w:val="1012"/>
+        </w:numPr>
+      </w:pPr>
+      <w:r>
+        <w:rPr>
+          <w:rStyle w:val="VerbatimChar"/>
+        </w:rPr>
+        <w:t xml:space="preserve">Student_Exploration.html</w:t>
+      </w:r>
+      <w:r>
+        <w:t xml:space="preserve"> </w:t>
+      </w:r>
+      <w:r>
+        <w:t xml:space="preserve">(rich interactive) — hand to students at start of Phase 2</w:t>
+      </w:r>
+    </w:p>
+    <w:p>
+      <w:pPr>
+        <w:pStyle w:val="Compact"/>
+        <w:numPr>
+          <w:ilvl w:val="0"/>
+          <w:numId w:val="1012"/>
+        </w:numPr>
+      </w:pPr>
+      <w:r>
+        <w:rPr>
+          <w:rStyle w:val="VerbatimChar"/>
+        </w:rPr>
+        <w:t xml:space="preserve">Student_Exploration.onenote.html</w:t>
+      </w:r>
+      <w:r>
+        <w:t xml:space="preserve"> </w:t>
+      </w:r>
+      <w:r>
+        <w:t xml:space="preserve">(OneNote-paste static) — for distribution via Class Notebook</w:t>
+      </w:r>
+    </w:p>
+    <w:p>
+      <w:pPr>
+        <w:pStyle w:val="Compact"/>
+        <w:numPr>
+          <w:ilvl w:val="0"/>
+          <w:numId w:val="1012"/>
+        </w:numPr>
+      </w:pPr>
+      <w:r>
+        <w:rPr>
+          <w:rStyle w:val="VerbatimChar"/>
+        </w:rPr>
+        <w:t xml:space="preserve">Answer_Key.docx</w:t>
+      </w:r>
+      <w:r>
+        <w:t xml:space="preserve"> </w:t>
+      </w:r>
+      <w:r>
+        <w:t xml:space="preserve">— answers to</w:t>
+      </w:r>
+      <w:r>
+        <w:t xml:space="preserve"> </w:t>
+      </w:r>
+      <w:r>
+        <w:t xml:space="preserve">“Make It Make Sense”</w:t>
+      </w:r>
+      <w:r>
+        <w:t xml:space="preserve"> </w:t>
+      </w:r>
+      <w:r>
+        <w:t xml:space="preserve">prompts and the Exit Ticket</w:t>
+      </w:r>
+    </w:p>
+    <w:p>
+      <w:pPr>
+        <w:pStyle w:val="Compact"/>
+        <w:numPr>
+          <w:ilvl w:val="0"/>
+          <w:numId w:val="1012"/>
+        </w:numPr>
+      </w:pPr>
+      <w:r>
+        <w:t xml:space="preserve">Web edition (live): https://angsta-ed.github.io/physics-kinematics/lessons/05-motion-graphs.html</w:t>
+      </w:r>
+    </w:p>
+    <w:p>
+      <w:r>
+        <w:pict>
+          <v:rect style="width:0;height:1.5pt" o:hralign="center" o:hrstd="t" o:hr="t"/>
+        </w:pict>
+      </w:r>
+    </w:p>
+    <w:bookmarkEnd w:id="42"/>
+    <w:bookmarkStart w:id="43" w:name="key-vocabulary-max-3"/>
+    <w:p>
+      <w:pPr>
+        <w:pStyle w:val="Heading2"/>
+      </w:pPr>
+      <w:r>
+        <w:t xml:space="preserve">Key Vocabulary (max 3)</w:t>
+      </w:r>
+    </w:p>
+    <w:p>
+      <w:pPr>
+        <w:pStyle w:val="Compact"/>
+        <w:numPr>
+          <w:ilvl w:val="0"/>
+          <w:numId w:val="1013"/>
         </w:numPr>
       </w:pPr>
       <w:r>
@@ -735,115 +2531,13 @@
           <w:b/>
           <w:bCs/>
         </w:rPr>
-        <w:t xml:space="preserve">Duration:</w:t>
+        <w:t xml:space="preserve">position-time graph (x-t)</w:t>
       </w:r>
       <w:r>
         <w:t xml:space="preserve"> </w:t>
       </w:r>
       <w:r>
-        <w:t xml:space="preserve">42 minutes (1 period)</w:t>
-      </w:r>
-    </w:p>
-    <w:p>
-      <w:pPr>
-        <w:pStyle w:val="Compact"/>
-        <w:numPr>
-          <w:ilvl w:val="0"/>
-          <w:numId w:val="1002"/>
-        </w:numPr>
-      </w:pPr>
-      <w:r>
-        <w:rPr>
-          <w:b/>
-          <w:bCs/>
-        </w:rPr>
-        <w:t xml:space="preserve">Materials:</w:t>
-      </w:r>
-      <w:r>
-        <w:t xml:space="preserve"> </w:t>
-      </w:r>
-      <w:r>
-        <w:t xml:space="preserve">Chart paper or large grid sheets (1 per student); markers (mixed colors); sticky notes (1 pad per pair); access to the interactive on devices.</w:t>
-      </w:r>
-    </w:p>
-    <w:p>
-      <w:pPr>
-        <w:pStyle w:val="Compact"/>
-        <w:numPr>
-          <w:ilvl w:val="0"/>
-          <w:numId w:val="1002"/>
-        </w:numPr>
-      </w:pPr>
-      <w:r>
-        <w:rPr>
-          <w:b/>
-          <w:bCs/>
-        </w:rPr>
-        <w:t xml:space="preserve">Safety:</w:t>
-      </w:r>
-      <w:r>
-        <w:t xml:space="preserve"> </w:t>
-      </w:r>
-      <w:r>
-        <w:t xml:space="preserve">None.</w:t>
-      </w:r>
-    </w:p>
-    <w:p>
-      <w:pPr>
-        <w:pStyle w:val="Compact"/>
-        <w:numPr>
-          <w:ilvl w:val="0"/>
-          <w:numId w:val="1002"/>
-        </w:numPr>
-      </w:pPr>
-      <w:r>
-        <w:rPr>
-          <w:b/>
-          <w:bCs/>
-        </w:rPr>
-        <w:t xml:space="preserve">Prior knowledge:</w:t>
-      </w:r>
-      <w:r>
-        <w:t xml:space="preserve"> </w:t>
-      </w:r>
-      <w:r>
-        <w:t xml:space="preserve">Lessons 01–04 (vectors, distance/displacement, velocity, acceleration).</w:t>
-      </w:r>
-    </w:p>
-    <w:bookmarkEnd w:id="21"/>
-    <w:bookmarkStart w:id="22" w:name="lesson-objectives"/>
-    <w:p>
-      <w:pPr>
-        <w:pStyle w:val="Heading2"/>
-      </w:pPr>
-      <w:r>
-        <w:t xml:space="preserve">Lesson Objectives</w:t>
-      </w:r>
-    </w:p>
-    <w:p>
-      <w:pPr>
-        <w:pStyle w:val="FirstParagraph"/>
-      </w:pPr>
-      <w:r>
-        <w:t xml:space="preserve">I can…</w:t>
-      </w:r>
-      <w:r>
-        <w:t xml:space="preserve"> </w:t>
-      </w:r>
-      <w:r>
-        <w:t xml:space="preserve">- Read a position-time (x-t) graph and describe the motion in words.</w:t>
-      </w:r>
-      <w:r>
-        <w:t xml:space="preserve"> </w:t>
-      </w:r>
-      <w:r>
-        <w:t xml:space="preserve">- Read a velocity-time (v-t) graph and describe the motion in words.</w:t>
-      </w:r>
-      <w:r>
-        <w:t xml:space="preserve"> </w:t>
-      </w:r>
-      <w:r>
-        <w:t xml:space="preserve">- Connect the</w:t>
+        <w:t xml:space="preserve">— graph of position vs time;</w:t>
       </w:r>
       <w:r>
         <w:t xml:space="preserve"> </w:t>
@@ -859,7 +2553,29 @@
         <w:t xml:space="preserve"> </w:t>
       </w:r>
       <w:r>
-        <w:t xml:space="preserve">of an x-t graph to velocity, and the</w:t>
+        <w:t xml:space="preserve">equals velocity</w:t>
+      </w:r>
+    </w:p>
+    <w:p>
+      <w:pPr>
+        <w:pStyle w:val="Compact"/>
+        <w:numPr>
+          <w:ilvl w:val="0"/>
+          <w:numId w:val="1013"/>
+        </w:numPr>
+      </w:pPr>
+      <w:r>
+        <w:rPr>
+          <w:b/>
+          <w:bCs/>
+        </w:rPr>
+        <w:t xml:space="preserve">velocity-time graph (v-t)</w:t>
+      </w:r>
+      <w:r>
+        <w:t xml:space="preserve"> </w:t>
+      </w:r>
+      <w:r>
+        <w:t xml:space="preserve">— graph of velocity vs time;</w:t>
       </w:r>
       <w:r>
         <w:t xml:space="preserve"> </w:t>
@@ -875,394 +2591,7 @@
         <w:t xml:space="preserve"> </w:t>
       </w:r>
       <w:r>
-        <w:t xml:space="preserve">of a v-t graph to acceleration.</w:t>
-      </w:r>
-    </w:p>
-    <w:bookmarkEnd w:id="22"/>
-    <w:bookmarkStart w:id="23" w:name="agenda"/>
-    <w:p>
-      <w:pPr>
-        <w:pStyle w:val="Heading2"/>
-      </w:pPr>
-      <w:r>
-        <w:t xml:space="preserve">Agenda</w:t>
-      </w:r>
-    </w:p>
-    <w:tbl>
-      <w:tblPr>
-        <w:tblStyle w:val="Table"/>
-        <w:tblW w:type="pct" w:w="5000"/>
-        <w:tblLayout w:type="fixed"/>
-        <w:tblLook w:firstRow="1" w:lastRow="0" w:firstColumn="0" w:lastColumn="0" w:noHBand="0" w:noVBand="0" w:val="0020"/>
-      </w:tblPr>
-      <w:tblGrid>
-        <w:gridCol w:w="2640"/>
-        <w:gridCol w:w="2640"/>
-        <w:gridCol w:w="2640"/>
-      </w:tblGrid>
-      <w:tr>
-        <w:trPr>
-          <w:tblHeader w:val="on"/>
-        </w:trPr>
-        <w:tc>
-          <w:tcPr/>
-          <w:p>
-            <w:pPr>
-              <w:pStyle w:val="Compact"/>
-            </w:pPr>
-            <w:r>
-              <w:t xml:space="preserve">Time</w:t>
-            </w:r>
-          </w:p>
-        </w:tc>
-        <w:tc>
-          <w:tcPr/>
-          <w:p>
-            <w:pPr>
-              <w:pStyle w:val="Compact"/>
-            </w:pPr>
-            <w:r>
-              <w:t xml:space="preserve">Block</w:t>
-            </w:r>
-          </w:p>
-        </w:tc>
-        <w:tc>
-          <w:tcPr/>
-          <w:p>
-            <w:pPr>
-              <w:pStyle w:val="Compact"/>
-            </w:pPr>
-            <w:r>
-              <w:t xml:space="preserve">Notes</w:t>
-            </w:r>
-          </w:p>
-        </w:tc>
-      </w:tr>
-      <w:tr>
-        <w:tc>
-          <w:tcPr/>
-          <w:p>
-            <w:pPr>
-              <w:pStyle w:val="Compact"/>
-            </w:pPr>
-            <w:r>
-              <w:t xml:space="preserve">0–3</w:t>
-            </w:r>
-          </w:p>
-        </w:tc>
-        <w:tc>
-          <w:tcPr/>
-          <w:p>
-            <w:pPr>
-              <w:pStyle w:val="Compact"/>
-            </w:pPr>
-            <w:r>
-              <w:t xml:space="preserve">Opening Connection (SEL)</w:t>
-            </w:r>
-          </w:p>
-        </w:tc>
-        <w:tc>
-          <w:tcPr/>
-          <w:p>
-            <w:pPr>
-              <w:pStyle w:val="Compact"/>
-            </w:pPr>
-            <w:r>
-              <w:t xml:space="preserve">Brief check-in</w:t>
-            </w:r>
-          </w:p>
-        </w:tc>
-      </w:tr>
-      <w:tr>
-        <w:tc>
-          <w:tcPr/>
-          <w:p>
-            <w:pPr>
-              <w:pStyle w:val="Compact"/>
-            </w:pPr>
-            <w:r>
-              <w:t xml:space="preserve">3–8</w:t>
-            </w:r>
-          </w:p>
-        </w:tc>
-        <w:tc>
-          <w:tcPr/>
-          <w:p>
-            <w:pPr>
-              <w:pStyle w:val="Compact"/>
-            </w:pPr>
-            <w:r>
-              <w:t xml:space="preserve">Phenomenon hook</w:t>
-            </w:r>
-          </w:p>
-        </w:tc>
-        <w:tc>
-          <w:tcPr/>
-          <w:p>
-            <w:pPr>
-              <w:pStyle w:val="Compact"/>
-            </w:pPr>
-            <w:r>
-              <w:t xml:space="preserve">Live walk choreography demo; narrator calls out positions</w:t>
-            </w:r>
-          </w:p>
-        </w:tc>
-      </w:tr>
-      <w:tr>
-        <w:tc>
-          <w:tcPr/>
-          <w:p>
-            <w:pPr>
-              <w:pStyle w:val="Compact"/>
-            </w:pPr>
-            <w:r>
-              <w:t xml:space="preserve">8–13</w:t>
-            </w:r>
-          </w:p>
-        </w:tc>
-        <w:tc>
-          <w:tcPr/>
-          <w:p>
-            <w:pPr>
-              <w:pStyle w:val="Compact"/>
-            </w:pPr>
-            <w:r>
-              <w:t xml:space="preserve">Notice &amp; Wonder + Turn and Talk #1</w:t>
-            </w:r>
-          </w:p>
-        </w:tc>
-        <w:tc>
-          <w:tcPr/>
-          <w:p>
-            <w:pPr>
-              <w:pStyle w:val="Compact"/>
-            </w:pPr>
-            <w:r>
-              <w:t xml:space="preserve">Capture how position changes over time</w:t>
-            </w:r>
-          </w:p>
-        </w:tc>
-      </w:tr>
-      <w:tr>
-        <w:tc>
-          <w:tcPr/>
-          <w:p>
-            <w:pPr>
-              <w:pStyle w:val="Compact"/>
-            </w:pPr>
-            <w:r>
-              <w:t xml:space="preserve">13–18</w:t>
-            </w:r>
-          </w:p>
-        </w:tc>
-        <w:tc>
-          <w:tcPr/>
-          <w:p>
-            <w:pPr>
-              <w:pStyle w:val="Compact"/>
-            </w:pPr>
-            <w:r>
-              <w:t xml:space="preserve">Initial Model</w:t>
-            </w:r>
-          </w:p>
-        </w:tc>
-        <w:tc>
-          <w:tcPr/>
-          <w:p>
-            <w:pPr>
-              <w:pStyle w:val="Compact"/>
-            </w:pPr>
-            <w:r>
-              <w:t xml:space="preserve">Each student draws an x-t graph for the choreography</w:t>
-            </w:r>
-          </w:p>
-        </w:tc>
-      </w:tr>
-      <w:tr>
-        <w:tc>
-          <w:tcPr/>
-          <w:p>
-            <w:pPr>
-              <w:pStyle w:val="Compact"/>
-            </w:pPr>
-            <w:r>
-              <w:t xml:space="preserve">18–32</w:t>
-            </w:r>
-          </w:p>
-        </w:tc>
-        <w:tc>
-          <w:tcPr/>
-          <w:p>
-            <w:pPr>
-              <w:pStyle w:val="Compact"/>
-            </w:pPr>
-            <w:r>
-              <w:t xml:space="preserve">Investigate — interactive + gallery walk</w:t>
-            </w:r>
-          </w:p>
-        </w:tc>
-        <w:tc>
-          <w:tcPr/>
-          <w:p>
-            <w:pPr>
-              <w:pStyle w:val="Compact"/>
-            </w:pPr>
-            <w:r>
-              <w:t xml:space="preserve">See Strategy Spotlight</w:t>
-            </w:r>
-          </w:p>
-        </w:tc>
-      </w:tr>
-      <w:tr>
-        <w:tc>
-          <w:tcPr/>
-          <w:p>
-            <w:pPr>
-              <w:pStyle w:val="Compact"/>
-            </w:pPr>
-            <w:r>
-              <w:t xml:space="preserve">32–37</w:t>
-            </w:r>
-          </w:p>
-        </w:tc>
-        <w:tc>
-          <w:tcPr/>
-          <w:p>
-            <w:pPr>
-              <w:pStyle w:val="Compact"/>
-            </w:pPr>
-            <w:r>
-              <w:t xml:space="preserve">Sense-making + Turn and Talk #2</w:t>
-            </w:r>
-          </w:p>
-        </w:tc>
-        <w:tc>
-          <w:tcPr/>
-          <w:p>
-            <w:pPr>
-              <w:pStyle w:val="Compact"/>
-            </w:pPr>
-            <w:r>
-              <w:t xml:space="preserve">Stand at one station; convergence on slope = velocity, slope of v-t = acceleration</w:t>
-            </w:r>
-          </w:p>
-        </w:tc>
-      </w:tr>
-      <w:tr>
-        <w:tc>
-          <w:tcPr/>
-          <w:p>
-            <w:pPr>
-              <w:pStyle w:val="Compact"/>
-            </w:pPr>
-            <w:r>
-              <w:t xml:space="preserve">37–40</w:t>
-            </w:r>
-          </w:p>
-        </w:tc>
-        <w:tc>
-          <w:tcPr/>
-          <w:p>
-            <w:pPr>
-              <w:pStyle w:val="Compact"/>
-            </w:pPr>
-            <w:r>
-              <w:t xml:space="preserve">Vocabulary + Revise Model</w:t>
-            </w:r>
-          </w:p>
-        </w:tc>
-        <w:tc>
-          <w:tcPr/>
-          <w:p>
-            <w:pPr>
-              <w:pStyle w:val="Compact"/>
-            </w:pPr>
-            <w:r>
-              <w:t xml:space="preserve">Introduce</w:t>
-            </w:r>
-            <w:r>
-              <w:t xml:space="preserve"> </w:t>
-            </w:r>
-            <w:r>
-              <w:rPr>
-                <w:i/>
-                <w:iCs/>
-              </w:rPr>
-              <w:t xml:space="preserve">position-time</w:t>
-            </w:r>
-            <w:r>
-              <w:t xml:space="preserve">,</w:t>
-            </w:r>
-            <w:r>
-              <w:t xml:space="preserve"> </w:t>
-            </w:r>
-            <w:r>
-              <w:rPr>
-                <w:i/>
-                <w:iCs/>
-              </w:rPr>
-              <w:t xml:space="preserve">velocity-time</w:t>
-            </w:r>
-            <w:r>
-              <w:t xml:space="preserve">,</w:t>
-            </w:r>
-            <w:r>
-              <w:t xml:space="preserve"> </w:t>
-            </w:r>
-            <w:r>
-              <w:rPr>
-                <w:i/>
-                <w:iCs/>
-              </w:rPr>
-              <w:t xml:space="preserve">area-under-curve</w:t>
-            </w:r>
-          </w:p>
-        </w:tc>
-      </w:tr>
-      <w:tr>
-        <w:tc>
-          <w:tcPr/>
-          <w:p>
-            <w:pPr>
-              <w:pStyle w:val="Compact"/>
-            </w:pPr>
-            <w:r>
-              <w:t xml:space="preserve">40–42</w:t>
-            </w:r>
-          </w:p>
-        </w:tc>
-        <w:tc>
-          <w:tcPr/>
-          <w:p>
-            <w:pPr>
-              <w:pStyle w:val="Compact"/>
-            </w:pPr>
-            <w:r>
-              <w:t xml:space="preserve">Exit Ticket + Closing Reflection</w:t>
-            </w:r>
-          </w:p>
-        </w:tc>
-        <w:tc>
-          <w:tcPr/>
-          <w:p>
-            <w:pPr>
-              <w:pStyle w:val="Compact"/>
-            </w:pPr>
-            <w:r>
-              <w:t xml:space="preserve">x-t / v-t pairing problem</w:t>
-            </w:r>
-          </w:p>
-        </w:tc>
-      </w:tr>
-    </w:tbl>
-    <w:bookmarkEnd w:id="23"/>
-    <w:bookmarkStart w:id="24" w:name="discussion-prompts"/>
-    <w:p>
-      <w:pPr>
-        <w:pStyle w:val="Heading2"/>
-      </w:pPr>
-      <w:r>
-        <w:t xml:space="preserve">Discussion Prompts</w:t>
+        <w:t xml:space="preserve">equals acceleration</w:t>
       </w:r>
     </w:p>
     <w:p>
@@ -1270,779 +2599,7 @@
         <w:pStyle w:val="Compact"/>
         <w:numPr>
           <w:ilvl w:val="0"/>
-          <w:numId w:val="1003"/>
-        </w:numPr>
-      </w:pPr>
-      <w:r>
-        <w:t xml:space="preserve">“If two graphs both rise, do they show the same kind of motion? What if one is x-t and the other is v-t?”</w:t>
-      </w:r>
-    </w:p>
-    <w:p>
-      <w:pPr>
-        <w:pStyle w:val="Compact"/>
-        <w:numPr>
-          <w:ilvl w:val="0"/>
-          <w:numId w:val="1003"/>
-        </w:numPr>
-      </w:pPr>
-      <w:r>
-        <w:rPr>
-          <w:i/>
-          <w:iCs/>
-        </w:rPr>
-        <w:t xml:space="preserve">Sample student response:</w:t>
-      </w:r>
-      <w:r>
-        <w:t xml:space="preserve"> </w:t>
-      </w:r>
-      <w:r>
-        <w:t xml:space="preserve">“Rising x-t means the object is moving forward. Rising v-t means it’s speeding up — those aren’t the same.”</w:t>
-      </w:r>
-    </w:p>
-    <w:p>
-      <w:pPr>
-        <w:pStyle w:val="Compact"/>
-        <w:numPr>
-          <w:ilvl w:val="0"/>
-          <w:numId w:val="1003"/>
-        </w:numPr>
-      </w:pPr>
-      <w:r>
-        <w:t xml:space="preserve">“What does a horizontal line on a v-t graph mean? On an x-t graph?”</w:t>
-      </w:r>
-    </w:p>
-    <w:p>
-      <w:pPr>
-        <w:pStyle w:val="Compact"/>
-        <w:numPr>
-          <w:ilvl w:val="0"/>
-          <w:numId w:val="1003"/>
-        </w:numPr>
-      </w:pPr>
-      <w:r>
-        <w:t xml:space="preserve">“Where on a v-t graph could you find the</w:t>
-      </w:r>
-      <w:r>
-        <w:t xml:space="preserve"> </w:t>
-      </w:r>
-      <w:r>
-        <w:rPr>
-          <w:i/>
-          <w:iCs/>
-        </w:rPr>
-        <w:t xml:space="preserve">displacement</w:t>
-      </w:r>
-      <w:r>
-        <w:t xml:space="preserve">?”</w:t>
-      </w:r>
-    </w:p>
-    <w:bookmarkEnd w:id="24"/>
-    <w:bookmarkStart w:id="25" w:name="common-misconceptions"/>
-    <w:p>
-      <w:pPr>
-        <w:pStyle w:val="Heading2"/>
-      </w:pPr>
-      <w:r>
-        <w:t xml:space="preserve">Common Misconceptions</w:t>
-      </w:r>
-    </w:p>
-    <w:p>
-      <w:pPr>
-        <w:pStyle w:val="Compact"/>
-        <w:numPr>
-          <w:ilvl w:val="0"/>
-          <w:numId w:val="1004"/>
-        </w:numPr>
-      </w:pPr>
-      <w:r>
-        <w:rPr>
-          <w:b/>
-          <w:bCs/>
-        </w:rPr>
-        <w:t xml:space="preserve">Misconception:</w:t>
-      </w:r>
-      <w:r>
-        <w:t xml:space="preserve"> </w:t>
-      </w:r>
-      <w:r>
-        <w:t xml:space="preserve">“An x-t graph and a v-t graph that look the same describe the same motion.”</w:t>
-      </w:r>
-      <w:r>
-        <w:t xml:space="preserve"> </w:t>
-      </w:r>
-      <w:r>
-        <w:t xml:space="preserve">→</w:t>
-      </w:r>
-      <w:r>
-        <w:t xml:space="preserve"> </w:t>
-      </w:r>
-      <w:r>
-        <w:rPr>
-          <w:b/>
-          <w:bCs/>
-        </w:rPr>
-        <w:t xml:space="preserve">Correction:</w:t>
-      </w:r>
-      <w:r>
-        <w:t xml:space="preserve"> </w:t>
-      </w:r>
-      <w:r>
-        <w:t xml:space="preserve">They describe the same motion only if you read the slope (not the height) and remember which axis you are looking at.</w:t>
-      </w:r>
-    </w:p>
-    <w:p>
-      <w:pPr>
-        <w:pStyle w:val="Compact"/>
-        <w:numPr>
-          <w:ilvl w:val="0"/>
-          <w:numId w:val="1004"/>
-        </w:numPr>
-      </w:pPr>
-      <w:r>
-        <w:rPr>
-          <w:b/>
-          <w:bCs/>
-        </w:rPr>
-        <w:t xml:space="preserve">Misconception:</w:t>
-      </w:r>
-      <w:r>
-        <w:t xml:space="preserve"> </w:t>
-      </w:r>
-      <w:r>
-        <w:t xml:space="preserve">“A horizontal x-t line means the object is at rest, but a horizontal v-t line means the object is moving slowly.”</w:t>
-      </w:r>
-      <w:r>
-        <w:t xml:space="preserve"> </w:t>
-      </w:r>
-      <w:r>
-        <w:t xml:space="preserve">→</w:t>
-      </w:r>
-      <w:r>
-        <w:t xml:space="preserve"> </w:t>
-      </w:r>
-      <w:r>
-        <w:rPr>
-          <w:b/>
-          <w:bCs/>
-        </w:rPr>
-        <w:t xml:space="preserve">Correction:</w:t>
-      </w:r>
-      <w:r>
-        <w:t xml:space="preserve"> </w:t>
-      </w:r>
-      <w:r>
-        <w:t xml:space="preserve">Horizontal v-t at any non-zero height means</w:t>
-      </w:r>
-      <w:r>
-        <w:t xml:space="preserve"> </w:t>
-      </w:r>
-      <w:r>
-        <w:rPr>
-          <w:i/>
-          <w:iCs/>
-        </w:rPr>
-        <w:t xml:space="preserve">constant velocity</w:t>
-      </w:r>
-      <w:r>
-        <w:t xml:space="preserve">, not slow.</w:t>
-      </w:r>
-    </w:p>
-    <w:p>
-      <w:pPr>
-        <w:pStyle w:val="Compact"/>
-        <w:numPr>
-          <w:ilvl w:val="0"/>
-          <w:numId w:val="1004"/>
-        </w:numPr>
-      </w:pPr>
-      <w:r>
-        <w:rPr>
-          <w:b/>
-          <w:bCs/>
-        </w:rPr>
-        <w:t xml:space="preserve">Misconception:</w:t>
-      </w:r>
-      <w:r>
-        <w:t xml:space="preserve"> </w:t>
-      </w:r>
-      <w:r>
-        <w:t xml:space="preserve">“Negative slope = bad / wrong.”</w:t>
-      </w:r>
-      <w:r>
-        <w:t xml:space="preserve"> </w:t>
-      </w:r>
-      <w:r>
-        <w:t xml:space="preserve">→</w:t>
-      </w:r>
-      <w:r>
-        <w:t xml:space="preserve"> </w:t>
-      </w:r>
-      <w:r>
-        <w:rPr>
-          <w:b/>
-          <w:bCs/>
-        </w:rPr>
-        <w:t xml:space="preserve">Correction:</w:t>
-      </w:r>
-      <w:r>
-        <w:t xml:space="preserve"> </w:t>
-      </w:r>
-      <w:r>
-        <w:t xml:space="preserve">Negative slope on x-t means moving in the −x direction; negative slope on v-t means decelerating (or accelerating in the −x direction).</w:t>
-      </w:r>
-    </w:p>
-    <w:bookmarkEnd w:id="25"/>
-    <w:bookmarkStart w:id="26" w:name="access-differentiation"/>
-    <w:p>
-      <w:pPr>
-        <w:pStyle w:val="Heading2"/>
-      </w:pPr>
-      <w:r>
-        <w:t xml:space="preserve">Access &amp; Differentiation</w:t>
-      </w:r>
-    </w:p>
-    <w:p>
-      <w:pPr>
-        <w:pStyle w:val="Compact"/>
-        <w:numPr>
-          <w:ilvl w:val="0"/>
-          <w:numId w:val="1005"/>
-        </w:numPr>
-      </w:pPr>
-      <w:r>
-        <w:rPr>
-          <w:b/>
-          <w:bCs/>
-        </w:rPr>
-        <w:t xml:space="preserve">ELL/ENL supports:</w:t>
-      </w:r>
-      <w:r>
-        <w:t xml:space="preserve"> </w:t>
-      </w:r>
-      <w:r>
-        <w:t xml:space="preserve">Sentence frames:</w:t>
-      </w:r>
-      <w:r>
-        <w:t xml:space="preserve"> </w:t>
-      </w:r>
-      <w:r>
-        <w:rPr>
-          <w:i/>
-          <w:iCs/>
-        </w:rPr>
-        <w:t xml:space="preserve">“On the x-t graph, the slope is</w:t>
-      </w:r>
-      <w:r>
-        <w:rPr>
-          <w:i/>
-          <w:iCs/>
-        </w:rPr>
-        <w:t xml:space="preserve"> </w:t>
-      </w:r>
-      <w:r>
-        <w:rPr>
-          <w:b/>
-          <w:bCs/>
-          <w:i/>
-          <w:i/>
-          <w:iCs/>
-          <w:iCs/>
-        </w:rPr>
-        <w:t xml:space="preserve">, which means the object is</w:t>
-      </w:r>
-      <w:r>
-        <w:rPr>
-          <w:b/>
-          <w:bCs/>
-          <w:i/>
-          <w:i/>
-          <w:iCs/>
-          <w:iCs/>
-        </w:rPr>
-        <w:t xml:space="preserve"> </w:t>
-      </w:r>
-      <w:r>
-        <w:rPr>
-          <w:i/>
-          <w:iCs/>
-        </w:rPr>
-        <w:t xml:space="preserve">.”</w:t>
-      </w:r>
-      <w:r>
-        <w:t xml:space="preserve"> </w:t>
-      </w:r>
-      <w:r>
-        <w:t xml:space="preserve">Word-choice box: {position, velocity, slope, rising, falling, horizontal, constant}. Pair with visuals — show graph and motion side by side before introducing words.</w:t>
-      </w:r>
-    </w:p>
-    <w:p>
-      <w:pPr>
-        <w:pStyle w:val="Compact"/>
-        <w:numPr>
-          <w:ilvl w:val="0"/>
-          <w:numId w:val="1005"/>
-        </w:numPr>
-      </w:pPr>
-      <w:r>
-        <w:rPr>
-          <w:b/>
-          <w:bCs/>
-        </w:rPr>
-        <w:t xml:space="preserve">IEP/SPED supports:</w:t>
-      </w:r>
-      <w:r>
-        <w:t xml:space="preserve"> </w:t>
-      </w:r>
-      <w:r>
-        <w:t xml:space="preserve">Pre-printed templates with x-axis (time) and y-axis (position OR velocity) labeled; tick marks placed. Color-code: purple for x-t, blue for v-t, throughout. One-step prompts.</w:t>
-      </w:r>
-    </w:p>
-    <w:p>
-      <w:pPr>
-        <w:pStyle w:val="Compact"/>
-        <w:numPr>
-          <w:ilvl w:val="0"/>
-          <w:numId w:val="1005"/>
-        </w:numPr>
-      </w:pPr>
-      <w:r>
-        <w:rPr>
-          <w:b/>
-          <w:bCs/>
-        </w:rPr>
-        <w:t xml:space="preserve">Extensions:</w:t>
-      </w:r>
-      <w:r>
-        <w:t xml:space="preserve"> </w:t>
-      </w:r>
-      <w:r>
-        <w:t xml:space="preserve">Given an a-t graph that is constant non-zero, sketch the v-t and x-t graphs. Or: invent an x-t graph that produces a v-t graph with a triangle wave (motion alternates between forward and backward).</w:t>
-      </w:r>
-    </w:p>
-    <w:bookmarkEnd w:id="26"/>
-    <w:bookmarkStart w:id="27" w:name="strategy-spotlight"/>
-    <w:p>
-      <w:pPr>
-        <w:pStyle w:val="Heading2"/>
-      </w:pPr>
-      <w:r>
-        <w:t xml:space="preserve">Strategy Spotlight</w:t>
-      </w:r>
-    </w:p>
-    <w:p>
-      <w:pPr>
-        <w:pStyle w:val="FirstParagraph"/>
-      </w:pPr>
-      <w:r>
-        <w:rPr>
-          <w:b/>
-          <w:bCs/>
-        </w:rPr>
-        <w:t xml:space="preserve">Active Learning — gallery walk (15 min).</w:t>
-      </w:r>
-      <w:r>
-        <w:t xml:space="preserve"> </w:t>
-      </w:r>
-      <w:r>
-        <w:t xml:space="preserve">Distribute one large grid sheet to each student. Each student draws their own x-t graph for a</w:t>
-      </w:r>
-      <w:r>
-        <w:t xml:space="preserve"> </w:t>
-      </w:r>
-      <w:r>
-        <w:rPr>
-          <w:i/>
-          <w:iCs/>
-        </w:rPr>
-        <w:t xml:space="preserve">unique</w:t>
-      </w:r>
-      <w:r>
-        <w:t xml:space="preserve"> </w:t>
-      </w:r>
-      <w:r>
-        <w:t xml:space="preserve">short motion (e.g.,</w:t>
-      </w:r>
-      <w:r>
-        <w:t xml:space="preserve"> </w:t>
-      </w:r>
-      <w:r>
-        <w:t xml:space="preserve">“I walked forward 5 s, stopped 3 s, walked forward faster for 4 s”</w:t>
-      </w:r>
-      <w:r>
-        <w:t xml:space="preserve">). Tape all graphs along one wall.</w:t>
-      </w:r>
-    </w:p>
-    <w:p>
-      <w:pPr>
-        <w:pStyle w:val="BodyText"/>
-      </w:pPr>
-      <w:r>
-        <w:rPr>
-          <w:b/>
-          <w:bCs/>
-        </w:rPr>
-        <w:t xml:space="preserve">Round 1 (8 min):</w:t>
-      </w:r>
-      <w:r>
-        <w:t xml:space="preserve"> </w:t>
-      </w:r>
-      <w:r>
-        <w:t xml:space="preserve">Students walk the gallery in pairs. At each graph, they have 30 seconds to write on a sticky note: “I think this person ___” — one sentence describing the motion. They stick the note to the graph and move on. No talking during the walk.</w:t>
-      </w:r>
-    </w:p>
-    <w:p>
-      <w:pPr>
-        <w:pStyle w:val="BodyText"/>
-      </w:pPr>
-      <w:r>
-        <w:rPr>
-          <w:b/>
-          <w:bCs/>
-        </w:rPr>
-        <w:t xml:space="preserve">Round 2 (4 min):</w:t>
-      </w:r>
-      <w:r>
-        <w:t xml:space="preserve"> </w:t>
-      </w:r>
-      <w:r>
-        <w:t xml:space="preserve">Students return to their own graph and read the sticky notes. Did the gallery readers describe their motion correctly?</w:t>
-      </w:r>
-    </w:p>
-    <w:p>
-      <w:pPr>
-        <w:pStyle w:val="BodyText"/>
-      </w:pPr>
-      <w:r>
-        <w:rPr>
-          <w:b/>
-          <w:bCs/>
-        </w:rPr>
-        <w:t xml:space="preserve">Round 3 (3 min):</w:t>
-      </w:r>
-      <w:r>
-        <w:t xml:space="preserve"> </w:t>
-      </w:r>
-      <w:r>
-        <w:t xml:space="preserve">Whole-class debrief — pick three graphs that produced especially varied or wrong interpretations and discuss why. The aim: surface that</w:t>
-      </w:r>
-      <w:r>
-        <w:t xml:space="preserve"> </w:t>
-      </w:r>
-      <w:r>
-        <w:rPr>
-          <w:i/>
-          <w:iCs/>
-        </w:rPr>
-        <w:t xml:space="preserve">the slope</w:t>
-      </w:r>
-      <w:r>
-        <w:t xml:space="preserve"> </w:t>
-      </w:r>
-      <w:r>
-        <w:t xml:space="preserve">(not height) carries the velocity information, and</w:t>
-      </w:r>
-      <w:r>
-        <w:t xml:space="preserve"> </w:t>
-      </w:r>
-      <w:r>
-        <w:rPr>
-          <w:i/>
-          <w:iCs/>
-        </w:rPr>
-        <w:t xml:space="preserve">direction-of-slope-change</w:t>
-      </w:r>
-      <w:r>
-        <w:t xml:space="preserve"> </w:t>
-      </w:r>
-      <w:r>
-        <w:t xml:space="preserve">carries the acceleration information.</w:t>
-      </w:r>
-    </w:p>
-    <w:p>
-      <w:pPr>
-        <w:pStyle w:val="BodyText"/>
-      </w:pPr>
-      <w:r>
-        <w:rPr>
-          <w:b/>
-          <w:bCs/>
-        </w:rPr>
-        <w:t xml:space="preserve">Why this works:</w:t>
-      </w:r>
-      <w:r>
-        <w:t xml:space="preserve"> </w:t>
-      </w:r>
-      <w:r>
-        <w:t xml:space="preserve">Students get rapid, low-stakes feedback from peers, exercise reading skills (graph → narration), and confront the gap between their graph and others’ interpretations. Direction matters; slope matters.</w:t>
-      </w:r>
-    </w:p>
-    <w:bookmarkEnd w:id="27"/>
-    <w:bookmarkStart w:id="28" w:name="exit-ticket-closing-reflection"/>
-    <w:p>
-      <w:pPr>
-        <w:pStyle w:val="Heading2"/>
-      </w:pPr>
-      <w:r>
-        <w:t xml:space="preserve">Exit Ticket + Closing Reflection</w:t>
-      </w:r>
-    </w:p>
-    <w:p>
-      <w:pPr>
-        <w:pStyle w:val="FirstParagraph"/>
-      </w:pPr>
-      <w:r>
-        <w:t xml:space="preserve">Below is a velocity-time graph for a moving object:</w:t>
-      </w:r>
-    </w:p>
-    <w:p>
-      <w:pPr>
-        <w:pStyle w:val="Compact"/>
-        <w:numPr>
-          <w:ilvl w:val="0"/>
-          <w:numId w:val="1006"/>
-        </w:numPr>
-      </w:pPr>
-      <w:r>
-        <w:t xml:space="preserve">0–4 s: v rises from 0 to 8 m/s (straight line)</w:t>
-      </w:r>
-    </w:p>
-    <w:p>
-      <w:pPr>
-        <w:pStyle w:val="Compact"/>
-        <w:numPr>
-          <w:ilvl w:val="0"/>
-          <w:numId w:val="1006"/>
-        </w:numPr>
-      </w:pPr>
-      <w:r>
-        <w:t xml:space="preserve">4–7 s: v stays at 8 m/s (horizontal)</w:t>
-      </w:r>
-    </w:p>
-    <w:p>
-      <w:pPr>
-        <w:pStyle w:val="Compact"/>
-        <w:numPr>
-          <w:ilvl w:val="0"/>
-          <w:numId w:val="1006"/>
-        </w:numPr>
-      </w:pPr>
-      <w:r>
-        <w:t xml:space="preserve">7–10 s: v falls from 8 m/s to 0 (straight line)</w:t>
-      </w:r>
-    </w:p>
-    <w:p>
-      <w:pPr>
-        <w:pStyle w:val="Compact"/>
-        <w:numPr>
-          <w:ilvl w:val="0"/>
-          <w:numId w:val="1007"/>
-        </w:numPr>
-      </w:pPr>
-      <w:r>
-        <w:t xml:space="preserve">What is the acceleration during 0–4 s? During 4–7 s? During 7–10 s?</w:t>
-      </w:r>
-    </w:p>
-    <w:p>
-      <w:pPr>
-        <w:pStyle w:val="Compact"/>
-        <w:numPr>
-          <w:ilvl w:val="0"/>
-          <w:numId w:val="1007"/>
-        </w:numPr>
-      </w:pPr>
-      <w:r>
-        <w:t xml:space="preserve">Sketch the corresponding x-t graph (qualitative shape — no numbers required).</w:t>
-      </w:r>
-    </w:p>
-    <w:p>
-      <w:pPr>
-        <w:pStyle w:val="Compact"/>
-        <w:numPr>
-          <w:ilvl w:val="0"/>
-          <w:numId w:val="1007"/>
-        </w:numPr>
-      </w:pPr>
-      <w:r>
-        <w:t xml:space="preserve">What is the total displacement over the 10 s? (Hint: area under the v-t graph.)</w:t>
-      </w:r>
-    </w:p>
-    <w:p>
-      <w:pPr>
-        <w:pStyle w:val="FirstParagraph"/>
-      </w:pPr>
-      <w:r>
-        <w:rPr>
-          <w:i/>
-          <w:iCs/>
-        </w:rPr>
-        <w:t xml:space="preserve">Closing reflection (30 sec):</w:t>
-      </w:r>
-      <w:r>
-        <w:t xml:space="preserve"> </w:t>
-      </w:r>
-      <w:r>
-        <w:t xml:space="preserve">What is one thing that surprised you today? Who helped you make sense of something?</w:t>
-      </w:r>
-    </w:p>
-    <w:bookmarkEnd w:id="28"/>
-    <w:bookmarkStart w:id="29" w:name="companion-materials"/>
-    <w:p>
-      <w:pPr>
-        <w:pStyle w:val="Heading2"/>
-      </w:pPr>
-      <w:r>
-        <w:t xml:space="preserve">Companion Materials</w:t>
-      </w:r>
-    </w:p>
-    <w:p>
-      <w:pPr>
-        <w:pStyle w:val="Compact"/>
-        <w:numPr>
-          <w:ilvl w:val="0"/>
-          <w:numId w:val="1008"/>
-        </w:numPr>
-      </w:pPr>
-      <w:r>
-        <w:rPr>
-          <w:rStyle w:val="VerbatimChar"/>
-        </w:rPr>
-        <w:t xml:space="preserve">Student_Exploration.html</w:t>
-      </w:r>
-      <w:r>
-        <w:t xml:space="preserve"> </w:t>
-      </w:r>
-      <w:r>
-        <w:t xml:space="preserve">(rich interactive)</w:t>
-      </w:r>
-    </w:p>
-    <w:p>
-      <w:pPr>
-        <w:pStyle w:val="Compact"/>
-        <w:numPr>
-          <w:ilvl w:val="0"/>
-          <w:numId w:val="1008"/>
-        </w:numPr>
-      </w:pPr>
-      <w:r>
-        <w:rPr>
-          <w:rStyle w:val="VerbatimChar"/>
-        </w:rPr>
-        <w:t xml:space="preserve">Student_Exploration.onenote.html</w:t>
-      </w:r>
-      <w:r>
-        <w:t xml:space="preserve"> </w:t>
-      </w:r>
-      <w:r>
-        <w:t xml:space="preserve">(OneNote-paste static)</w:t>
-      </w:r>
-    </w:p>
-    <w:p>
-      <w:pPr>
-        <w:pStyle w:val="Compact"/>
-        <w:numPr>
-          <w:ilvl w:val="0"/>
-          <w:numId w:val="1008"/>
-        </w:numPr>
-      </w:pPr>
-      <w:r>
-        <w:rPr>
-          <w:rStyle w:val="VerbatimChar"/>
-        </w:rPr>
-        <w:t xml:space="preserve">Answer_Key.docx</w:t>
-      </w:r>
-    </w:p>
-    <w:bookmarkEnd w:id="29"/>
-    <w:bookmarkStart w:id="30" w:name="key-vocabulary-max-3"/>
-    <w:p>
-      <w:pPr>
-        <w:pStyle w:val="Heading2"/>
-      </w:pPr>
-      <w:r>
-        <w:t xml:space="preserve">Key Vocabulary (max 3)</w:t>
-      </w:r>
-    </w:p>
-    <w:p>
-      <w:pPr>
-        <w:pStyle w:val="Compact"/>
-        <w:numPr>
-          <w:ilvl w:val="0"/>
-          <w:numId w:val="1009"/>
-        </w:numPr>
-      </w:pPr>
-      <w:r>
-        <w:rPr>
-          <w:b/>
-          <w:bCs/>
-        </w:rPr>
-        <w:t xml:space="preserve">position-time graph (x-t)</w:t>
-      </w:r>
-      <w:r>
-        <w:t xml:space="preserve"> </w:t>
-      </w:r>
-      <w:r>
-        <w:t xml:space="preserve">— graph of position vs time;</w:t>
-      </w:r>
-      <w:r>
-        <w:t xml:space="preserve"> </w:t>
-      </w:r>
-      <w:r>
-        <w:rPr>
-          <w:i/>
-          <w:iCs/>
-        </w:rPr>
-        <w:t xml:space="preserve">slope</w:t>
-      </w:r>
-      <w:r>
-        <w:t xml:space="preserve"> </w:t>
-      </w:r>
-      <w:r>
-        <w:t xml:space="preserve">equals velocity</w:t>
-      </w:r>
-    </w:p>
-    <w:p>
-      <w:pPr>
-        <w:pStyle w:val="Compact"/>
-        <w:numPr>
-          <w:ilvl w:val="0"/>
-          <w:numId w:val="1009"/>
-        </w:numPr>
-      </w:pPr>
-      <w:r>
-        <w:rPr>
-          <w:b/>
-          <w:bCs/>
-        </w:rPr>
-        <w:t xml:space="preserve">velocity-time graph (v-t)</w:t>
-      </w:r>
-      <w:r>
-        <w:t xml:space="preserve"> </w:t>
-      </w:r>
-      <w:r>
-        <w:t xml:space="preserve">— graph of velocity vs time;</w:t>
-      </w:r>
-      <w:r>
-        <w:t xml:space="preserve"> </w:t>
-      </w:r>
-      <w:r>
-        <w:rPr>
-          <w:i/>
-          <w:iCs/>
-        </w:rPr>
-        <w:t xml:space="preserve">slope</w:t>
-      </w:r>
-      <w:r>
-        <w:t xml:space="preserve"> </w:t>
-      </w:r>
-      <w:r>
-        <w:t xml:space="preserve">equals acceleration</w:t>
-      </w:r>
-    </w:p>
-    <w:p>
-      <w:pPr>
-        <w:pStyle w:val="Compact"/>
-        <w:numPr>
-          <w:ilvl w:val="0"/>
-          <w:numId w:val="1009"/>
+          <w:numId w:val="1013"/>
         </w:numPr>
       </w:pPr>
       <w:r>
@@ -2059,8 +2616,8 @@
         <w:t xml:space="preserve">— on a v-t graph, the area between the curve and the time axis equals the displacement over that interval</w:t>
       </w:r>
     </w:p>
-    <w:bookmarkEnd w:id="30"/>
-    <w:bookmarkEnd w:id="31"/>
+    <w:bookmarkEnd w:id="43"/>
+    <w:bookmarkEnd w:id="44"/>
     <w:sectPr>
       <w:pgSz w:h="15840" w:w="12240"/>
       <w:pgMar w:bottom="1152" w:footer="720" w:gutter="0" w:header="720" w:left="1296" w:right="1296" w:top="1152"/>
@@ -2580,6 +3137,12 @@
     <w:abstractNumId w:val="991"/>
   </w:num>
   <w:num w:numId="1007">
+    <w:abstractNumId w:val="991"/>
+  </w:num>
+  <w:num w:numId="1008">
+    <w:abstractNumId w:val="991"/>
+  </w:num>
+  <w:num w:numId="1009">
     <w:abstractNumId w:val="99731"/>
     <w:lvlOverride w:ilvl="0">
       <w:startOverride w:val="1"/>
@@ -2609,10 +3172,16 @@
       <w:startOverride w:val="1"/>
     </w:lvlOverride>
   </w:num>
-  <w:num w:numId="1008">
+  <w:num w:numId="1010">
     <w:abstractNumId w:val="991"/>
   </w:num>
-  <w:num w:numId="1009">
+  <w:num w:numId="1011">
+    <w:abstractNumId w:val="991"/>
+  </w:num>
+  <w:num w:numId="1012">
+    <w:abstractNumId w:val="991"/>
+  </w:num>
+  <w:num w:numId="1013">
     <w:abstractNumId w:val="991"/>
   </w:num>
 </w:numbering>
